--- a/形势与政策/20260303附件一：“形势与政策”课程论文最新模板.docx
+++ b/形势与政策/20260303附件一：“形势与政策”课程论文最新模板.docx
@@ -1,12 +1,11 @@
 
 <file path=word/document.xml><?xml version="1.0" encoding="utf-8"?>
-<w:document xmlns:wpc="http://schemas.microsoft.com/office/word/2010/wordprocessingCanvas" xmlns:cx="http://schemas.microsoft.com/office/drawing/2014/chartex" xmlns:cx1="http://schemas.microsoft.com/office/drawing/2015/9/8/chartex" xmlns:cx2="http://schemas.microsoft.com/office/drawing/2015/10/21/chartex" xmlns:cx3="http://schemas.microsoft.com/office/drawing/2016/5/9/chartex" xmlns:cx4="http://schemas.microsoft.com/office/drawing/2016/5/10/chartex" xmlns:cx5="http://schemas.microsoft.com/office/drawing/2016/5/11/chartex" xmlns:cx6="http://schemas.microsoft.com/office/drawing/2016/5/12/chartex" xmlns:cx7="http://schemas.microsoft.com/office/drawing/2016/5/13/chartex" xmlns:cx8="http://schemas.microsoft.com/office/drawing/2016/5/14/chartex" xmlns:mc="http://schemas.openxmlformats.org/markup-compatibility/2006" xmlns:aink="http://schemas.microsoft.com/office/drawing/2016/ink" xmlns:am3d="http://schemas.microsoft.com/office/drawing/2017/model3d" xmlns:o="urn:schemas-microsoft-com:office:office" xmlns:oel="http://schemas.microsoft.com/office/2019/extlst" xmlns:r="http://schemas.openxmlformats.org/officeDocument/2006/relationships" xmlns:m="http://schemas.openxmlformats.org/officeDocument/2006/math" xmlns:v="urn:schemas-microsoft-com:vml" xmlns:wp14="http://schemas.microsoft.com/office/word/2010/wordprocessingDrawing" xmlns:wp="http://schemas.openxmlformats.org/drawingml/2006/wordprocessingDrawing" xmlns:w10="urn:schemas-microsoft-com:office:word" xmlns:w="http://schemas.openxmlformats.org/wordprocessingml/2006/main" xmlns:w14="http://schemas.microsoft.com/office/word/2010/wordml" xmlns:w15="http://schemas.microsoft.com/office/word/2012/wordml" xmlns:w16cex="http://schemas.microsoft.com/office/word/2018/wordml/cex" xmlns:w16cid="http://schemas.microsoft.com/office/word/2016/wordml/cid" xmlns:w16="http://schemas.microsoft.com/office/word/2018/wordml" xmlns:w16du="http://schemas.microsoft.com/office/word/2023/wordml/word16du" xmlns:w16sdtdh="http://schemas.microsoft.com/office/word/2020/wordml/sdtdatahash" xmlns:w16sdtfl="http://schemas.microsoft.com/office/word/2024/wordml/sdtformatlock" xmlns:w16se="http://schemas.microsoft.com/office/word/2015/wordml/symex" xmlns:wpg="http://schemas.microsoft.com/office/word/2010/wordprocessingGroup" xmlns:wpi="http://schemas.microsoft.com/office/word/2010/wordprocessingInk" xmlns:wne="http://schemas.microsoft.com/office/word/2006/wordml" xmlns:wps="http://schemas.microsoft.com/office/word/2010/wordprocessingShape" mc:Ignorable="w14 w15 w16se w16cid w16 w16cex w16sdtdh w16sdtfl w16du wp14">
+<w:document xmlns:wpc="http://schemas.microsoft.com/office/word/2010/wordprocessingCanvas" xmlns:cx="http://schemas.microsoft.com/office/drawing/2014/chartex" xmlns:cx1="http://schemas.microsoft.com/office/drawing/2015/9/8/chartex" xmlns:cx2="http://schemas.microsoft.com/office/drawing/2015/10/21/chartex" xmlns:cx3="http://schemas.microsoft.com/office/drawing/2016/5/9/chartex" xmlns:cx4="http://schemas.microsoft.com/office/drawing/2016/5/10/chartex" xmlns:cx5="http://schemas.microsoft.com/office/drawing/2016/5/11/chartex" xmlns:cx6="http://schemas.microsoft.com/office/drawing/2016/5/12/chartex" xmlns:cx7="http://schemas.microsoft.com/office/drawing/2016/5/13/chartex" xmlns:cx8="http://schemas.microsoft.com/office/drawing/2016/5/14/chartex" xmlns:mc="http://schemas.openxmlformats.org/markup-compatibility/2006" xmlns:aink="http://schemas.microsoft.com/office/drawing/2016/ink" xmlns:am3d="http://schemas.microsoft.com/office/drawing/2017/model3d" xmlns:o="urn:schemas-microsoft-com:office:office" xmlns:r="http://schemas.openxmlformats.org/officeDocument/2006/relationships" xmlns:m="http://schemas.openxmlformats.org/officeDocument/2006/math" xmlns:v="urn:schemas-microsoft-com:vml" xmlns:wp14="http://schemas.microsoft.com/office/word/2010/wordprocessingDrawing" xmlns:wp="http://schemas.openxmlformats.org/drawingml/2006/wordprocessingDrawing" xmlns:w10="urn:schemas-microsoft-com:office:word" xmlns:w="http://schemas.openxmlformats.org/wordprocessingml/2006/main" xmlns:w14="http://schemas.microsoft.com/office/word/2010/wordml" xmlns:w15="http://schemas.microsoft.com/office/word/2012/wordml" xmlns:w16cex="http://schemas.microsoft.com/office/word/2018/wordml/cex" xmlns:w16cid="http://schemas.microsoft.com/office/word/2016/wordml/cid" xmlns:w16="http://schemas.microsoft.com/office/word/2018/wordml" xmlns:w16sdtdh="http://schemas.microsoft.com/office/word/2020/wordml/sdtdatahash" xmlns:w16se="http://schemas.microsoft.com/office/word/2015/wordml/symex" xmlns:wpg="http://schemas.microsoft.com/office/word/2010/wordprocessingGroup" xmlns:wpi="http://schemas.microsoft.com/office/word/2010/wordprocessingInk" xmlns:wne="http://schemas.microsoft.com/office/word/2006/wordml" xmlns:wps="http://schemas.microsoft.com/office/word/2010/wordprocessingShape" mc:Ignorable="w14 w15 w16se w16cid w16 w16cex w16sdtdh wp14">
   <w:body>
     <w:p>
       <w:pPr>
         <w:jc w:val="center"/>
         <w:rPr>
-          <w:rFonts w:hint="eastAsia"/>
           <w:b/>
           <w:sz w:val="28"/>
           <w:szCs w:val="28"/>
@@ -68,7 +67,7 @@
             <w:pPr>
               <w:jc w:val="center"/>
               <w:rPr>
-                <w:rFonts w:ascii="仿宋" w:eastAsia="仿宋" w:hAnsi="仿宋" w:hint="eastAsia"/>
+                <w:rFonts w:ascii="仿宋" w:eastAsia="仿宋" w:hAnsi="仿宋"/>
                 <w:b/>
                 <w:sz w:val="24"/>
                 <w:szCs w:val="24"/>
@@ -101,12 +100,23 @@
             <w:pPr>
               <w:jc w:val="center"/>
               <w:rPr>
+                <w:rFonts w:ascii="仿宋" w:eastAsia="仿宋" w:hAnsi="仿宋"/>
+                <w:b/>
+                <w:sz w:val="24"/>
+                <w:szCs w:val="24"/>
+              </w:rPr>
+            </w:pPr>
+            <w:proofErr w:type="gramStart"/>
+            <w:r>
+              <w:rPr>
                 <w:rFonts w:ascii="仿宋" w:eastAsia="仿宋" w:hAnsi="仿宋" w:hint="eastAsia"/>
                 <w:b/>
                 <w:sz w:val="24"/>
                 <w:szCs w:val="24"/>
               </w:rPr>
-            </w:pPr>
+              <w:t>幸可函</w:t>
+            </w:r>
+            <w:proofErr w:type="gramEnd"/>
           </w:p>
         </w:tc>
         <w:tc>
@@ -124,7 +134,7 @@
             <w:pPr>
               <w:jc w:val="center"/>
               <w:rPr>
-                <w:rFonts w:ascii="仿宋" w:eastAsia="仿宋" w:hAnsi="仿宋" w:hint="eastAsia"/>
+                <w:rFonts w:ascii="仿宋" w:eastAsia="仿宋" w:hAnsi="仿宋"/>
                 <w:b/>
                 <w:sz w:val="24"/>
                 <w:szCs w:val="24"/>
@@ -157,12 +167,30 @@
             <w:pPr>
               <w:jc w:val="center"/>
               <w:rPr>
+                <w:rFonts w:ascii="仿宋" w:eastAsia="仿宋" w:hAnsi="仿宋"/>
+                <w:b/>
+                <w:sz w:val="24"/>
+                <w:szCs w:val="24"/>
+              </w:rPr>
+            </w:pPr>
+            <w:r>
+              <w:rPr>
                 <w:rFonts w:ascii="仿宋" w:eastAsia="仿宋" w:hAnsi="仿宋" w:hint="eastAsia"/>
                 <w:b/>
                 <w:sz w:val="24"/>
                 <w:szCs w:val="24"/>
               </w:rPr>
-            </w:pPr>
+              <w:t>2</w:t>
+            </w:r>
+            <w:r>
+              <w:rPr>
+                <w:rFonts w:ascii="仿宋" w:eastAsia="仿宋" w:hAnsi="仿宋"/>
+                <w:b/>
+                <w:sz w:val="24"/>
+                <w:szCs w:val="24"/>
+              </w:rPr>
+              <w:t>452769</w:t>
+            </w:r>
           </w:p>
         </w:tc>
         <w:tc>
@@ -180,7 +208,7 @@
             <w:pPr>
               <w:jc w:val="center"/>
               <w:rPr>
-                <w:rFonts w:ascii="仿宋" w:eastAsia="仿宋" w:hAnsi="仿宋" w:hint="eastAsia"/>
+                <w:rFonts w:ascii="仿宋" w:eastAsia="仿宋" w:hAnsi="仿宋"/>
                 <w:b/>
                 <w:sz w:val="24"/>
                 <w:szCs w:val="24"/>
@@ -213,12 +241,21 @@
             <w:pPr>
               <w:jc w:val="center"/>
               <w:rPr>
+                <w:rFonts w:ascii="仿宋" w:eastAsia="仿宋" w:hAnsi="仿宋"/>
+                <w:b/>
+                <w:sz w:val="24"/>
+                <w:szCs w:val="24"/>
+              </w:rPr>
+            </w:pPr>
+            <w:r>
+              <w:rPr>
                 <w:rFonts w:ascii="仿宋" w:eastAsia="仿宋" w:hAnsi="仿宋" w:hint="eastAsia"/>
                 <w:b/>
                 <w:sz w:val="24"/>
                 <w:szCs w:val="24"/>
               </w:rPr>
-            </w:pPr>
+              <w:t>计算机科学与技术</w:t>
+            </w:r>
           </w:p>
         </w:tc>
       </w:tr>
@@ -236,21 +273,23 @@
             <w:pPr>
               <w:jc w:val="center"/>
               <w:rPr>
+                <w:rFonts w:ascii="仿宋" w:eastAsia="仿宋" w:hAnsi="仿宋"/>
+                <w:b/>
+                <w:sz w:val="24"/>
+                <w:szCs w:val="24"/>
+              </w:rPr>
+            </w:pPr>
+            <w:proofErr w:type="gramStart"/>
+            <w:r>
+              <w:rPr>
                 <w:rFonts w:ascii="仿宋" w:eastAsia="仿宋" w:hAnsi="仿宋" w:hint="eastAsia"/>
                 <w:b/>
                 <w:sz w:val="24"/>
                 <w:szCs w:val="24"/>
               </w:rPr>
-            </w:pPr>
-            <w:r>
-              <w:rPr>
-                <w:rFonts w:ascii="仿宋" w:eastAsia="仿宋" w:hAnsi="仿宋" w:hint="eastAsia"/>
-                <w:b/>
-                <w:sz w:val="24"/>
-                <w:szCs w:val="24"/>
-              </w:rPr>
               <w:t>班号</w:t>
             </w:r>
+            <w:proofErr w:type="gramEnd"/>
           </w:p>
         </w:tc>
         <w:tc>
@@ -263,12 +302,21 @@
             <w:pPr>
               <w:jc w:val="center"/>
               <w:rPr>
-                <w:rFonts w:ascii="仿宋" w:eastAsia="仿宋" w:hAnsi="仿宋" w:hint="eastAsia"/>
+                <w:rFonts w:ascii="仿宋" w:eastAsia="仿宋" w:hAnsi="仿宋"/>
                 <w:b/>
                 <w:sz w:val="24"/>
                 <w:szCs w:val="24"/>
               </w:rPr>
             </w:pPr>
+            <w:r>
+              <w:rPr>
+                <w:rFonts w:ascii="仿宋" w:eastAsia="仿宋" w:hAnsi="仿宋"/>
+                <w:b/>
+                <w:sz w:val="24"/>
+                <w:szCs w:val="24"/>
+              </w:rPr>
+              <w:t>54010229</w:t>
+            </w:r>
           </w:p>
         </w:tc>
         <w:tc>
@@ -281,7 +329,7 @@
             <w:pPr>
               <w:jc w:val="center"/>
               <w:rPr>
-                <w:rFonts w:ascii="仿宋" w:eastAsia="仿宋" w:hAnsi="仿宋" w:hint="eastAsia"/>
+                <w:rFonts w:ascii="仿宋" w:eastAsia="仿宋" w:hAnsi="仿宋"/>
                 <w:b/>
                 <w:sz w:val="24"/>
                 <w:szCs w:val="24"/>
@@ -309,12 +357,21 @@
             <w:pPr>
               <w:jc w:val="center"/>
               <w:rPr>
+                <w:rFonts w:ascii="仿宋" w:eastAsia="仿宋" w:hAnsi="仿宋"/>
+                <w:b/>
+                <w:sz w:val="24"/>
+                <w:szCs w:val="24"/>
+              </w:rPr>
+            </w:pPr>
+            <w:r>
+              <w:rPr>
                 <w:rFonts w:ascii="仿宋" w:eastAsia="仿宋" w:hAnsi="仿宋" w:hint="eastAsia"/>
                 <w:b/>
                 <w:sz w:val="24"/>
                 <w:szCs w:val="24"/>
               </w:rPr>
-            </w:pPr>
+              <w:t>单鑫</w:t>
+            </w:r>
           </w:p>
         </w:tc>
       </w:tr>
@@ -332,7 +389,7 @@
             <w:pPr>
               <w:jc w:val="center"/>
               <w:rPr>
-                <w:rFonts w:ascii="仿宋" w:eastAsia="仿宋" w:hAnsi="仿宋" w:hint="eastAsia"/>
+                <w:rFonts w:ascii="仿宋" w:eastAsia="仿宋" w:hAnsi="仿宋"/>
                 <w:b/>
                 <w:sz w:val="24"/>
                 <w:szCs w:val="24"/>
@@ -359,12 +416,66 @@
             <w:pPr>
               <w:jc w:val="center"/>
               <w:rPr>
+                <w:rFonts w:ascii="仿宋" w:eastAsia="仿宋" w:hAnsi="仿宋"/>
+                <w:b/>
+                <w:sz w:val="24"/>
+                <w:szCs w:val="24"/>
+              </w:rPr>
+            </w:pPr>
+            <w:r>
+              <w:rPr>
                 <w:rFonts w:ascii="仿宋" w:eastAsia="仿宋" w:hAnsi="仿宋" w:hint="eastAsia"/>
                 <w:b/>
                 <w:sz w:val="24"/>
                 <w:szCs w:val="24"/>
               </w:rPr>
-            </w:pPr>
+              <w:t>周二</w:t>
+            </w:r>
+            <w:r>
+              <w:rPr>
+                <w:rFonts w:ascii="仿宋" w:eastAsia="仿宋" w:hAnsi="仿宋" w:hint="eastAsia"/>
+                <w:b/>
+                <w:sz w:val="24"/>
+                <w:szCs w:val="24"/>
+              </w:rPr>
+              <w:t xml:space="preserve">下午 </w:t>
+            </w:r>
+            <w:r>
+              <w:rPr>
+                <w:rFonts w:ascii="仿宋" w:eastAsia="仿宋" w:hAnsi="仿宋"/>
+                <w:b/>
+                <w:sz w:val="24"/>
+                <w:szCs w:val="24"/>
+              </w:rPr>
+              <w:t xml:space="preserve">5-6 </w:t>
+            </w:r>
+            <w:r>
+              <w:rPr>
+                <w:rFonts w:ascii="仿宋" w:eastAsia="仿宋" w:hAnsi="仿宋" w:hint="eastAsia"/>
+                <w:b/>
+                <w:sz w:val="24"/>
+                <w:szCs w:val="24"/>
+              </w:rPr>
+              <w:t>节 第7</w:t>
+            </w:r>
+            <w:r>
+              <w:rPr>
+                <w:rFonts w:ascii="仿宋" w:eastAsia="仿宋" w:hAnsi="仿宋"/>
+                <w:b/>
+                <w:sz w:val="24"/>
+                <w:szCs w:val="24"/>
+              </w:rPr>
+              <w:t>-10</w:t>
+            </w:r>
+            <w:r>
+              <w:rPr>
+                <w:rFonts w:ascii="仿宋" w:eastAsia="仿宋" w:hAnsi="仿宋" w:hint="eastAsia"/>
+                <w:b/>
+                <w:sz w:val="24"/>
+                <w:szCs w:val="24"/>
+              </w:rPr>
+              <w:t>周</w:t>
+            </w:r>
           </w:p>
         </w:tc>
         <w:tc>
@@ -377,7 +488,7 @@
             <w:pPr>
               <w:jc w:val="center"/>
               <w:rPr>
-                <w:rFonts w:ascii="仿宋" w:eastAsia="仿宋" w:hAnsi="仿宋" w:hint="eastAsia"/>
+                <w:rFonts w:ascii="仿宋" w:eastAsia="仿宋" w:hAnsi="仿宋"/>
                 <w:b/>
                 <w:sz w:val="24"/>
                 <w:szCs w:val="24"/>
@@ -396,7 +507,7 @@
             <w:pPr>
               <w:jc w:val="center"/>
               <w:rPr>
-                <w:rFonts w:ascii="仿宋" w:eastAsia="仿宋" w:hAnsi="仿宋" w:hint="eastAsia"/>
+                <w:rFonts w:ascii="仿宋" w:eastAsia="仿宋" w:hAnsi="仿宋"/>
                 <w:b/>
                 <w:sz w:val="24"/>
                 <w:szCs w:val="24"/>
@@ -420,7 +531,7 @@
               <w:spacing w:line="276" w:lineRule="auto"/>
               <w:jc w:val="center"/>
               <w:rPr>
-                <w:rFonts w:ascii="仿宋" w:eastAsia="仿宋" w:hAnsi="仿宋" w:hint="eastAsia"/>
+                <w:rFonts w:ascii="仿宋" w:eastAsia="仿宋" w:hAnsi="仿宋"/>
                 <w:b/>
                 <w:sz w:val="24"/>
                 <w:szCs w:val="24"/>
@@ -441,7 +552,7 @@
               <w:spacing w:line="276" w:lineRule="auto"/>
               <w:jc w:val="center"/>
               <w:rPr>
-                <w:rFonts w:ascii="仿宋" w:eastAsia="仿宋" w:hAnsi="仿宋" w:hint="eastAsia"/>
+                <w:rFonts w:ascii="仿宋" w:eastAsia="仿宋" w:hAnsi="仿宋"/>
                 <w:sz w:val="24"/>
                 <w:szCs w:val="24"/>
               </w:rPr>
@@ -799,7 +910,31 @@
                 <w:sz w:val="24"/>
                 <w:szCs w:val="24"/>
               </w:rPr>
-              <w:t>，纸质版提交请正反双面打印</w:t>
+              <w:t>，纸质版</w:t>
+            </w:r>
+            <w:proofErr w:type="gramStart"/>
+            <w:r>
+              <w:rPr>
+                <w:rFonts w:ascii="Times New Roman" w:eastAsia="仿宋" w:hAnsi="Times New Roman" w:cs="Times New Roman" w:hint="eastAsia"/>
+                <w:b/>
+                <w:bCs/>
+                <w:color w:val="FF0000"/>
+                <w:sz w:val="24"/>
+                <w:szCs w:val="24"/>
+              </w:rPr>
+              <w:t>提交请正反</w:t>
+            </w:r>
+            <w:proofErr w:type="gramEnd"/>
+            <w:r>
+              <w:rPr>
+                <w:rFonts w:ascii="Times New Roman" w:eastAsia="仿宋" w:hAnsi="Times New Roman" w:cs="Times New Roman" w:hint="eastAsia"/>
+                <w:b/>
+                <w:bCs/>
+                <w:color w:val="FF0000"/>
+                <w:sz w:val="24"/>
+                <w:szCs w:val="24"/>
+              </w:rPr>
+              <w:t>双面打印</w:t>
             </w:r>
             <w:r>
               <w:rPr>
@@ -996,7 +1131,7 @@
           <w:p>
             <w:pPr>
               <w:rPr>
-                <w:rFonts w:ascii="宋体" w:eastAsia="宋体" w:hAnsi="宋体" w:cs="Times New Roman" w:hint="eastAsia"/>
+                <w:rFonts w:ascii="宋体" w:eastAsia="宋体" w:hAnsi="宋体" w:cs="Times New Roman"/>
                 <w:b/>
                 <w:sz w:val="24"/>
                 <w:szCs w:val="24"/>
@@ -1015,7 +1150,7 @@
           <w:p>
             <w:pPr>
               <w:rPr>
-                <w:rFonts w:ascii="宋体" w:eastAsia="宋体" w:hAnsi="宋体" w:cs="Times New Roman" w:hint="eastAsia"/>
+                <w:rFonts w:ascii="宋体" w:eastAsia="宋体" w:hAnsi="宋体" w:cs="Times New Roman"/>
                 <w:b/>
                 <w:sz w:val="24"/>
                 <w:szCs w:val="24"/>
@@ -1025,7 +1160,7 @@
           <w:p>
             <w:pPr>
               <w:rPr>
-                <w:rFonts w:ascii="宋体" w:eastAsia="宋体" w:hAnsi="宋体" w:cs="Times New Roman" w:hint="eastAsia"/>
+                <w:rFonts w:ascii="宋体" w:eastAsia="宋体" w:hAnsi="宋体" w:cs="Times New Roman"/>
                 <w:b/>
                 <w:sz w:val="24"/>
                 <w:szCs w:val="24"/>
@@ -1049,7 +1184,7 @@
             <w:pPr>
               <w:jc w:val="center"/>
               <w:rPr>
-                <w:rFonts w:ascii="宋体" w:eastAsia="宋体" w:hAnsi="宋体" w:cs="Times New Roman" w:hint="eastAsia"/>
+                <w:rFonts w:ascii="宋体" w:eastAsia="宋体" w:hAnsi="宋体" w:cs="Times New Roman"/>
                 <w:b/>
                 <w:sz w:val="24"/>
                 <w:szCs w:val="24"/>
@@ -1076,7 +1211,7 @@
             <w:pPr>
               <w:jc w:val="center"/>
               <w:rPr>
-                <w:rFonts w:ascii="宋体" w:eastAsia="宋体" w:hAnsi="宋体" w:cs="Times New Roman" w:hint="eastAsia"/>
+                <w:rFonts w:ascii="宋体" w:eastAsia="宋体" w:hAnsi="宋体" w:cs="Times New Roman"/>
                 <w:b/>
                 <w:sz w:val="24"/>
                 <w:szCs w:val="24"/>
@@ -1094,7 +1229,7 @@
             <w:pPr>
               <w:jc w:val="center"/>
               <w:rPr>
-                <w:rFonts w:ascii="宋体" w:eastAsia="宋体" w:hAnsi="宋体" w:cs="Times New Roman" w:hint="eastAsia"/>
+                <w:rFonts w:ascii="宋体" w:eastAsia="宋体" w:hAnsi="宋体" w:cs="Times New Roman"/>
                 <w:b/>
                 <w:sz w:val="24"/>
                 <w:szCs w:val="24"/>
@@ -1114,7 +1249,7 @@
             <w:pPr>
               <w:jc w:val="center"/>
               <w:rPr>
-                <w:rFonts w:ascii="宋体" w:eastAsia="宋体" w:hAnsi="宋体" w:cs="Times New Roman" w:hint="eastAsia"/>
+                <w:rFonts w:ascii="宋体" w:eastAsia="宋体" w:hAnsi="宋体" w:cs="Times New Roman"/>
                 <w:b/>
                 <w:sz w:val="24"/>
                 <w:szCs w:val="24"/>
@@ -1140,7 +1275,7 @@
             <w:pPr>
               <w:jc w:val="center"/>
               <w:rPr>
-                <w:rFonts w:ascii="宋体" w:eastAsia="宋体" w:hAnsi="宋体" w:cs="Times New Roman" w:hint="eastAsia"/>
+                <w:rFonts w:ascii="宋体" w:eastAsia="宋体" w:hAnsi="宋体" w:cs="Times New Roman"/>
                 <w:b/>
                 <w:sz w:val="24"/>
                 <w:szCs w:val="24"/>
@@ -1164,7 +1299,7 @@
             <w:pPr>
               <w:jc w:val="center"/>
               <w:rPr>
-                <w:rFonts w:ascii="宋体" w:eastAsia="宋体" w:hAnsi="宋体" w:cs="Times New Roman" w:hint="eastAsia"/>
+                <w:rFonts w:ascii="宋体" w:eastAsia="宋体" w:hAnsi="宋体" w:cs="Times New Roman"/>
                 <w:b/>
                 <w:sz w:val="24"/>
                 <w:szCs w:val="24"/>
@@ -1177,7 +1312,7 @@
                 <w:sz w:val="24"/>
                 <w:szCs w:val="24"/>
               </w:rPr>
-              <w:t>课程论文选题</w:t>
+              <w:t>在科技自立自强中书写青年担当</w:t>
             </w:r>
           </w:p>
         </w:tc>
@@ -1197,9 +1332,30 @@
     <w:p>
       <w:pPr>
         <w:spacing w:line="276" w:lineRule="auto"/>
-        <w:rPr>
-          <w:rFonts w:ascii="宋体" w:eastAsia="宋体" w:hAnsi="宋体" w:cs="Times New Roman" w:hint="eastAsia"/>
-          <w:b/>
+        <w:jc w:val="center"/>
+        <w:rPr>
+          <w:rFonts w:ascii="宋体" w:eastAsia="宋体" w:hAnsi="宋体" w:cs="Times New Roman"/>
+          <w:bCs/>
+          <w:sz w:val="24"/>
+          <w:szCs w:val="24"/>
+        </w:rPr>
+      </w:pPr>
+      <w:r>
+        <w:rPr>
+          <w:rFonts w:ascii="宋体" w:eastAsia="宋体" w:hAnsi="宋体" w:cs="Times New Roman" w:hint="eastAsia"/>
+          <w:bCs/>
+          <w:sz w:val="24"/>
+          <w:szCs w:val="24"/>
+        </w:rPr>
+        <w:t>一、引言：科技发展提出时代课题</w:t>
+      </w:r>
+    </w:p>
+    <w:p>
+      <w:pPr>
+        <w:spacing w:line="276" w:lineRule="auto"/>
+        <w:rPr>
+          <w:rFonts w:ascii="宋体" w:eastAsia="宋体" w:hAnsi="宋体" w:cs="Times New Roman"/>
+          <w:bCs/>
           <w:sz w:val="24"/>
           <w:szCs w:val="24"/>
         </w:rPr>
@@ -1208,9 +1364,102 @@
     <w:p>
       <w:pPr>
         <w:spacing w:line="276" w:lineRule="auto"/>
-        <w:rPr>
-          <w:rFonts w:ascii="宋体" w:eastAsia="宋体" w:hAnsi="宋体" w:cs="Times New Roman" w:hint="eastAsia"/>
-          <w:b/>
+        <w:ind w:firstLine="420"/>
+        <w:rPr>
+          <w:rFonts w:ascii="宋体" w:eastAsia="宋体" w:hAnsi="宋体" w:cs="Times New Roman"/>
+          <w:bCs/>
+          <w:sz w:val="24"/>
+          <w:szCs w:val="24"/>
+        </w:rPr>
+      </w:pPr>
+      <w:r>
+        <w:rPr>
+          <w:rFonts w:ascii="宋体" w:eastAsia="宋体" w:hAnsi="宋体" w:cs="Times New Roman" w:hint="eastAsia"/>
+          <w:bCs/>
+          <w:sz w:val="24"/>
+          <w:szCs w:val="24"/>
+        </w:rPr>
+        <w:t>当前，新一轮科技革命和产业变革加速推进，人工智能、量子计算、生命科学、新能源、空间探索等领域不断取得突破，深刻</w:t>
+      </w:r>
+      <w:r>
+        <w:rPr>
+          <w:rFonts w:ascii="宋体" w:eastAsia="宋体" w:hAnsi="宋体" w:cs="Times New Roman" w:hint="eastAsia"/>
+          <w:bCs/>
+          <w:sz w:val="24"/>
+          <w:szCs w:val="24"/>
+        </w:rPr>
+        <w:t>地</w:t>
+      </w:r>
+      <w:r>
+        <w:rPr>
+          <w:rFonts w:ascii="宋体" w:eastAsia="宋体" w:hAnsi="宋体" w:cs="Times New Roman" w:hint="eastAsia"/>
+          <w:bCs/>
+          <w:sz w:val="24"/>
+          <w:szCs w:val="24"/>
+        </w:rPr>
+        <w:t>改变</w:t>
+      </w:r>
+      <w:r>
+        <w:rPr>
+          <w:rFonts w:ascii="宋体" w:eastAsia="宋体" w:hAnsi="宋体" w:cs="Times New Roman" w:hint="eastAsia"/>
+          <w:bCs/>
+          <w:sz w:val="24"/>
+          <w:szCs w:val="24"/>
+        </w:rPr>
+        <w:t>着</w:t>
+      </w:r>
+      <w:r>
+        <w:rPr>
+          <w:rFonts w:ascii="宋体" w:eastAsia="宋体" w:hAnsi="宋体" w:cs="Times New Roman" w:hint="eastAsia"/>
+          <w:bCs/>
+          <w:sz w:val="24"/>
+          <w:szCs w:val="24"/>
+        </w:rPr>
+        <w:t>世界发展格局。</w:t>
+      </w:r>
+      <w:r>
+        <w:rPr>
+          <w:rFonts w:ascii="宋体" w:eastAsia="宋体" w:hAnsi="宋体" w:cs="Times New Roman" w:hint="eastAsia"/>
+          <w:bCs/>
+          <w:sz w:val="24"/>
+          <w:szCs w:val="24"/>
+        </w:rPr>
+        <w:t>而</w:t>
+      </w:r>
+      <w:r>
+        <w:rPr>
+          <w:rFonts w:ascii="宋体" w:eastAsia="宋体" w:hAnsi="宋体" w:cs="Times New Roman" w:hint="eastAsia"/>
+          <w:bCs/>
+          <w:sz w:val="24"/>
+          <w:szCs w:val="24"/>
+        </w:rPr>
+        <w:t>实现高水平科技自立自强，不仅是国家发展的战略需要，也为新时代青年提出了明确</w:t>
+      </w:r>
+      <w:r>
+        <w:rPr>
+          <w:rFonts w:ascii="宋体" w:eastAsia="宋体" w:hAnsi="宋体" w:cs="Times New Roman" w:hint="eastAsia"/>
+          <w:bCs/>
+          <w:sz w:val="24"/>
+          <w:szCs w:val="24"/>
+        </w:rPr>
+        <w:t>的</w:t>
+      </w:r>
+      <w:r>
+        <w:rPr>
+          <w:rFonts w:ascii="宋体" w:eastAsia="宋体" w:hAnsi="宋体" w:cs="Times New Roman" w:hint="eastAsia"/>
+          <w:bCs/>
+          <w:sz w:val="24"/>
+          <w:szCs w:val="24"/>
+        </w:rPr>
+        <w:t>要求。</w:t>
+      </w:r>
+    </w:p>
+    <w:p>
+      <w:pPr>
+        <w:spacing w:line="276" w:lineRule="auto"/>
+        <w:rPr>
+          <w:rFonts w:ascii="宋体" w:eastAsia="宋体" w:hAnsi="宋体" w:cs="Times New Roman"/>
+          <w:bCs/>
           <w:sz w:val="24"/>
           <w:szCs w:val="24"/>
         </w:rPr>
@@ -1219,9 +1468,30 @@
     <w:p>
       <w:pPr>
         <w:spacing w:line="276" w:lineRule="auto"/>
-        <w:rPr>
-          <w:rFonts w:ascii="宋体" w:eastAsia="宋体" w:hAnsi="宋体" w:cs="Times New Roman" w:hint="eastAsia"/>
-          <w:b/>
+        <w:jc w:val="center"/>
+        <w:rPr>
+          <w:rFonts w:ascii="宋体" w:eastAsia="宋体" w:hAnsi="宋体" w:cs="Times New Roman"/>
+          <w:bCs/>
+          <w:sz w:val="24"/>
+          <w:szCs w:val="24"/>
+        </w:rPr>
+      </w:pPr>
+      <w:r>
+        <w:rPr>
+          <w:rFonts w:ascii="宋体" w:eastAsia="宋体" w:hAnsi="宋体" w:cs="Times New Roman" w:hint="eastAsia"/>
+          <w:bCs/>
+          <w:sz w:val="24"/>
+          <w:szCs w:val="24"/>
+        </w:rPr>
+        <w:t>二、认清形势：坚定自立自强信念</w:t>
+      </w:r>
+    </w:p>
+    <w:p>
+      <w:pPr>
+        <w:spacing w:line="276" w:lineRule="auto"/>
+        <w:rPr>
+          <w:rFonts w:ascii="宋体" w:eastAsia="宋体" w:hAnsi="宋体" w:cs="Times New Roman" w:hint="eastAsia"/>
+          <w:bCs/>
           <w:sz w:val="24"/>
           <w:szCs w:val="24"/>
         </w:rPr>
@@ -1230,9 +1500,227 @@
     <w:p>
       <w:pPr>
         <w:spacing w:line="276" w:lineRule="auto"/>
-        <w:rPr>
-          <w:rFonts w:ascii="宋体" w:eastAsia="宋体" w:hAnsi="宋体" w:cs="Times New Roman" w:hint="eastAsia"/>
-          <w:b/>
+        <w:ind w:firstLine="420"/>
+        <w:rPr>
+          <w:rFonts w:ascii="宋体" w:eastAsia="宋体" w:hAnsi="宋体" w:cs="Times New Roman" w:hint="eastAsia"/>
+          <w:bCs/>
+          <w:sz w:val="24"/>
+          <w:szCs w:val="24"/>
+        </w:rPr>
+      </w:pPr>
+      <w:r>
+        <w:rPr>
+          <w:rFonts w:ascii="宋体" w:eastAsia="宋体" w:hAnsi="宋体" w:cs="Times New Roman" w:hint="eastAsia"/>
+          <w:bCs/>
+          <w:sz w:val="24"/>
+          <w:szCs w:val="24"/>
+        </w:rPr>
+        <w:t>党的十八大以来，我国科技事业取得显著成就。从“嫦娥”揽月、“天问”探火、“天和”驻空，到深海探测、国产大飞机</w:t>
+      </w:r>
+      <w:r>
+        <w:rPr>
+          <w:rFonts w:ascii="宋体" w:eastAsia="宋体" w:hAnsi="宋体" w:cs="Times New Roman" w:hint="eastAsia"/>
+          <w:bCs/>
+          <w:sz w:val="24"/>
+          <w:szCs w:val="24"/>
+        </w:rPr>
+        <w:t>、</w:t>
+      </w:r>
+      <w:r>
+        <w:rPr>
+          <w:rFonts w:ascii="宋体" w:eastAsia="宋体" w:hAnsi="宋体" w:cs="Times New Roman" w:hint="eastAsia"/>
+          <w:bCs/>
+          <w:sz w:val="24"/>
+          <w:szCs w:val="24"/>
+        </w:rPr>
+        <w:t>人工智能和集成电路等领域的发展，我国</w:t>
+      </w:r>
+      <w:r>
+        <w:rPr>
+          <w:rFonts w:ascii="宋体" w:eastAsia="宋体" w:hAnsi="宋体" w:cs="Times New Roman" w:hint="eastAsia"/>
+          <w:bCs/>
+          <w:sz w:val="24"/>
+          <w:szCs w:val="24"/>
+        </w:rPr>
+        <w:t>的</w:t>
+      </w:r>
+      <w:r>
+        <w:rPr>
+          <w:rFonts w:ascii="宋体" w:eastAsia="宋体" w:hAnsi="宋体" w:cs="Times New Roman" w:hint="eastAsia"/>
+          <w:bCs/>
+          <w:sz w:val="24"/>
+          <w:szCs w:val="24"/>
+        </w:rPr>
+        <w:t>科技创新能力</w:t>
+      </w:r>
+      <w:r>
+        <w:rPr>
+          <w:rFonts w:ascii="宋体" w:eastAsia="宋体" w:hAnsi="宋体" w:cs="Times New Roman" w:hint="eastAsia"/>
+          <w:bCs/>
+          <w:sz w:val="24"/>
+          <w:szCs w:val="24"/>
+        </w:rPr>
+        <w:t>日益提升。</w:t>
+      </w:r>
+    </w:p>
+    <w:p>
+      <w:pPr>
+        <w:spacing w:line="276" w:lineRule="auto"/>
+        <w:ind w:firstLine="420"/>
+        <w:rPr>
+          <w:rFonts w:ascii="宋体" w:eastAsia="宋体" w:hAnsi="宋体" w:cs="Times New Roman" w:hint="eastAsia"/>
+          <w:bCs/>
+          <w:sz w:val="24"/>
+          <w:szCs w:val="24"/>
+        </w:rPr>
+      </w:pPr>
+      <w:r>
+        <w:rPr>
+          <w:rFonts w:ascii="宋体" w:eastAsia="宋体" w:hAnsi="宋体" w:cs="Times New Roman" w:hint="eastAsia"/>
+          <w:bCs/>
+          <w:sz w:val="24"/>
+          <w:szCs w:val="24"/>
+        </w:rPr>
+        <w:t>但也要看到，我国</w:t>
+      </w:r>
+      <w:r>
+        <w:rPr>
+          <w:rFonts w:ascii="宋体" w:eastAsia="宋体" w:hAnsi="宋体" w:cs="Times New Roman" w:hint="eastAsia"/>
+          <w:bCs/>
+          <w:sz w:val="24"/>
+          <w:szCs w:val="24"/>
+        </w:rPr>
+        <w:t>的</w:t>
+      </w:r>
+      <w:r>
+        <w:rPr>
+          <w:rFonts w:ascii="宋体" w:eastAsia="宋体" w:hAnsi="宋体" w:cs="Times New Roman" w:hint="eastAsia"/>
+          <w:bCs/>
+          <w:sz w:val="24"/>
+          <w:szCs w:val="24"/>
+        </w:rPr>
+        <w:t>科技发展仍</w:t>
+      </w:r>
+      <w:r>
+        <w:rPr>
+          <w:rFonts w:ascii="宋体" w:eastAsia="宋体" w:hAnsi="宋体" w:cs="Times New Roman" w:hint="eastAsia"/>
+          <w:bCs/>
+          <w:sz w:val="24"/>
+          <w:szCs w:val="24"/>
+        </w:rPr>
+        <w:t>然</w:t>
+      </w:r>
+      <w:r>
+        <w:rPr>
+          <w:rFonts w:ascii="宋体" w:eastAsia="宋体" w:hAnsi="宋体" w:cs="Times New Roman" w:hint="eastAsia"/>
+          <w:bCs/>
+          <w:sz w:val="24"/>
+          <w:szCs w:val="24"/>
+        </w:rPr>
+        <w:t>面临挑战。部分领域原始创新能力</w:t>
+      </w:r>
+      <w:r>
+        <w:rPr>
+          <w:rFonts w:ascii="宋体" w:eastAsia="宋体" w:hAnsi="宋体" w:cs="Times New Roman" w:hint="eastAsia"/>
+          <w:bCs/>
+          <w:sz w:val="24"/>
+          <w:szCs w:val="24"/>
+        </w:rPr>
+        <w:t>仍</w:t>
+      </w:r>
+      <w:r>
+        <w:rPr>
+          <w:rFonts w:ascii="宋体" w:eastAsia="宋体" w:hAnsi="宋体" w:cs="Times New Roman" w:hint="eastAsia"/>
+          <w:bCs/>
+          <w:sz w:val="24"/>
+          <w:szCs w:val="24"/>
+        </w:rPr>
+        <w:t>不够强，基础研究积累仍需加强，一些关键核心技术</w:t>
+      </w:r>
+      <w:r>
+        <w:rPr>
+          <w:rFonts w:ascii="宋体" w:eastAsia="宋体" w:hAnsi="宋体" w:cs="Times New Roman" w:hint="eastAsia"/>
+          <w:bCs/>
+          <w:sz w:val="24"/>
+          <w:szCs w:val="24"/>
+        </w:rPr>
+        <w:t>也依然</w:t>
+      </w:r>
+      <w:r>
+        <w:rPr>
+          <w:rFonts w:ascii="宋体" w:eastAsia="宋体" w:hAnsi="宋体" w:cs="Times New Roman" w:hint="eastAsia"/>
+          <w:bCs/>
+          <w:sz w:val="24"/>
+          <w:szCs w:val="24"/>
+        </w:rPr>
+        <w:t>存在受制于人的风险。习近平总书记强调：“关键核心技术是要不来、买不来、讨不来的。”</w:t>
+      </w:r>
+      <w:r>
+        <w:rPr>
+          <w:rStyle w:val="a9"/>
+          <w:rFonts w:ascii="宋体" w:eastAsia="宋体" w:hAnsi="宋体" w:cs="Times New Roman"/>
+          <w:bCs/>
+          <w:sz w:val="24"/>
+          <w:szCs w:val="24"/>
+        </w:rPr>
+        <w:footnoteReference w:id="1"/>
+      </w:r>
+      <w:r>
+        <w:rPr>
+          <w:rFonts w:ascii="宋体" w:eastAsia="宋体" w:hAnsi="宋体" w:cs="Times New Roman" w:hint="eastAsia"/>
+          <w:bCs/>
+          <w:sz w:val="24"/>
+          <w:szCs w:val="24"/>
+        </w:rPr>
+        <w:t>这提醒我们，真正关系国家安全和产业命脉的技术，不能长期依赖外部供给。科技自立自强不是封闭保守，而是在开放合作中把创新主动权牢牢掌握在自己</w:t>
+      </w:r>
+      <w:r>
+        <w:rPr>
+          <w:rFonts w:ascii="宋体" w:eastAsia="宋体" w:hAnsi="宋体" w:cs="Times New Roman" w:hint="eastAsia"/>
+          <w:bCs/>
+          <w:sz w:val="24"/>
+          <w:szCs w:val="24"/>
+        </w:rPr>
+        <w:t>的</w:t>
+      </w:r>
+      <w:r>
+        <w:rPr>
+          <w:rFonts w:ascii="宋体" w:eastAsia="宋体" w:hAnsi="宋体" w:cs="Times New Roman" w:hint="eastAsia"/>
+          <w:bCs/>
+          <w:sz w:val="24"/>
+          <w:szCs w:val="24"/>
+        </w:rPr>
+        <w:t>手中。</w:t>
+      </w:r>
+    </w:p>
+    <w:p>
+      <w:pPr>
+        <w:spacing w:line="276" w:lineRule="auto"/>
+        <w:jc w:val="center"/>
+        <w:rPr>
+          <w:rFonts w:ascii="宋体" w:eastAsia="宋体" w:hAnsi="宋体" w:cs="Times New Roman"/>
+          <w:bCs/>
+          <w:sz w:val="24"/>
+          <w:szCs w:val="24"/>
+        </w:rPr>
+      </w:pPr>
+      <w:r>
+        <w:rPr>
+          <w:rFonts w:ascii="宋体" w:eastAsia="宋体" w:hAnsi="宋体" w:cs="Times New Roman" w:hint="eastAsia"/>
+          <w:bCs/>
+          <w:sz w:val="24"/>
+          <w:szCs w:val="24"/>
+        </w:rPr>
+        <w:lastRenderedPageBreak/>
+        <w:t>三、夯实基础：在专业学习中积蓄力量</w:t>
+      </w:r>
+    </w:p>
+    <w:p>
+      <w:pPr>
+        <w:spacing w:line="276" w:lineRule="auto"/>
+        <w:rPr>
+          <w:rFonts w:ascii="宋体" w:eastAsia="宋体" w:hAnsi="宋体" w:cs="Times New Roman"/>
+          <w:bCs/>
           <w:sz w:val="24"/>
           <w:szCs w:val="24"/>
         </w:rPr>
@@ -1241,9 +1729,132 @@
     <w:p>
       <w:pPr>
         <w:spacing w:line="276" w:lineRule="auto"/>
-        <w:rPr>
-          <w:rFonts w:ascii="宋体" w:eastAsia="宋体" w:hAnsi="宋体" w:cs="Times New Roman" w:hint="eastAsia"/>
-          <w:b/>
+        <w:ind w:firstLine="420"/>
+        <w:rPr>
+          <w:rFonts w:ascii="宋体" w:eastAsia="宋体" w:hAnsi="宋体" w:cs="Times New Roman" w:hint="eastAsia"/>
+          <w:bCs/>
+          <w:sz w:val="24"/>
+          <w:szCs w:val="24"/>
+        </w:rPr>
+      </w:pPr>
+      <w:r>
+        <w:rPr>
+          <w:rFonts w:ascii="宋体" w:eastAsia="宋体" w:hAnsi="宋体" w:cs="Times New Roman" w:hint="eastAsia"/>
+          <w:bCs/>
+          <w:sz w:val="24"/>
+          <w:szCs w:val="24"/>
+        </w:rPr>
+        <w:t>青年担当首先体现在扎实学习上。科技创新不是</w:t>
+      </w:r>
+      <w:r>
+        <w:rPr>
+          <w:rFonts w:ascii="宋体" w:eastAsia="宋体" w:hAnsi="宋体" w:cs="Times New Roman" w:hint="eastAsia"/>
+          <w:bCs/>
+          <w:sz w:val="24"/>
+          <w:szCs w:val="24"/>
+        </w:rPr>
+        <w:t>建</w:t>
+      </w:r>
+      <w:r>
+        <w:rPr>
+          <w:rFonts w:ascii="宋体" w:eastAsia="宋体" w:hAnsi="宋体" w:cs="Times New Roman" w:hint="eastAsia"/>
+          <w:bCs/>
+          <w:sz w:val="24"/>
+          <w:szCs w:val="24"/>
+        </w:rPr>
+        <w:t>空中楼阁，越是前沿的技术突破，越需要长期</w:t>
+      </w:r>
+      <w:r>
+        <w:rPr>
+          <w:rFonts w:ascii="宋体" w:eastAsia="宋体" w:hAnsi="宋体" w:cs="Times New Roman" w:hint="eastAsia"/>
+          <w:bCs/>
+          <w:sz w:val="24"/>
+          <w:szCs w:val="24"/>
+        </w:rPr>
+        <w:t>的</w:t>
+      </w:r>
+      <w:r>
+        <w:rPr>
+          <w:rFonts w:ascii="宋体" w:eastAsia="宋体" w:hAnsi="宋体" w:cs="Times New Roman" w:hint="eastAsia"/>
+          <w:bCs/>
+          <w:sz w:val="24"/>
+          <w:szCs w:val="24"/>
+        </w:rPr>
+        <w:t>基础研究和专业积累。许多关键</w:t>
+      </w:r>
+      <w:r>
+        <w:rPr>
+          <w:rFonts w:ascii="宋体" w:eastAsia="宋体" w:hAnsi="宋体" w:cs="Times New Roman" w:hint="eastAsia"/>
+          <w:bCs/>
+          <w:sz w:val="24"/>
+          <w:szCs w:val="24"/>
+        </w:rPr>
+        <w:t>的</w:t>
+      </w:r>
+      <w:r>
+        <w:rPr>
+          <w:rFonts w:ascii="宋体" w:eastAsia="宋体" w:hAnsi="宋体" w:cs="Times New Roman" w:hint="eastAsia"/>
+          <w:bCs/>
+          <w:sz w:val="24"/>
+          <w:szCs w:val="24"/>
+        </w:rPr>
+        <w:t>核心技术问题，表面上是工程问题，深层则与基础理论、底层原理和核心方法</w:t>
+      </w:r>
+      <w:r>
+        <w:rPr>
+          <w:rFonts w:ascii="宋体" w:eastAsia="宋体" w:hAnsi="宋体" w:cs="Times New Roman" w:hint="eastAsia"/>
+          <w:bCs/>
+          <w:sz w:val="24"/>
+          <w:szCs w:val="24"/>
+        </w:rPr>
+        <w:t>息息相关</w:t>
+      </w:r>
+      <w:r>
+        <w:rPr>
+          <w:rFonts w:ascii="宋体" w:eastAsia="宋体" w:hAnsi="宋体" w:cs="Times New Roman" w:hint="eastAsia"/>
+          <w:bCs/>
+          <w:sz w:val="24"/>
+          <w:szCs w:val="24"/>
+        </w:rPr>
+        <w:t>。</w:t>
+      </w:r>
+    </w:p>
+    <w:p>
+      <w:pPr>
+        <w:spacing w:line="276" w:lineRule="auto"/>
+        <w:ind w:firstLine="420"/>
+        <w:rPr>
+          <w:rFonts w:ascii="宋体" w:eastAsia="宋体" w:hAnsi="宋体" w:cs="Times New Roman"/>
+          <w:bCs/>
+          <w:sz w:val="24"/>
+          <w:szCs w:val="24"/>
+        </w:rPr>
+      </w:pPr>
+      <w:r>
+        <w:rPr>
+          <w:rFonts w:ascii="宋体" w:eastAsia="宋体" w:hAnsi="宋体" w:cs="Times New Roman" w:hint="eastAsia"/>
+          <w:bCs/>
+          <w:sz w:val="24"/>
+          <w:szCs w:val="24"/>
+        </w:rPr>
+        <w:t>以我所在的计算机专业为例</w:t>
+      </w:r>
+      <w:r>
+        <w:rPr>
+          <w:rFonts w:ascii="宋体" w:eastAsia="宋体" w:hAnsi="宋体" w:cs="Times New Roman" w:hint="eastAsia"/>
+          <w:bCs/>
+          <w:sz w:val="24"/>
+          <w:szCs w:val="24"/>
+        </w:rPr>
+        <w:t>，人工智能离不开数学、算法、数据结构和概率统计；软件系统离不开操作系统、数据库、计算机组成和网络安全。青年学生不能只满足于“会调用工具”“能完成作业”，而应努力理解技术背后的原理，培养独立分析问题、解决问题的能力。认真完成一次课程设计、深入理解一个算法思想、独立调试一个系统问题，都是积累科技创新能力的具体过程。</w:t>
+      </w:r>
+    </w:p>
+    <w:p>
+      <w:pPr>
+        <w:spacing w:line="276" w:lineRule="auto"/>
+        <w:rPr>
+          <w:rFonts w:ascii="宋体" w:eastAsia="宋体" w:hAnsi="宋体" w:cs="Times New Roman"/>
+          <w:bCs/>
           <w:sz w:val="24"/>
           <w:szCs w:val="24"/>
         </w:rPr>
@@ -1252,9 +1863,30 @@
     <w:p>
       <w:pPr>
         <w:spacing w:line="276" w:lineRule="auto"/>
-        <w:rPr>
-          <w:rFonts w:ascii="宋体" w:eastAsia="宋体" w:hAnsi="宋体" w:cs="Times New Roman" w:hint="eastAsia"/>
-          <w:b/>
+        <w:jc w:val="center"/>
+        <w:rPr>
+          <w:rFonts w:ascii="宋体" w:eastAsia="宋体" w:hAnsi="宋体" w:cs="Times New Roman"/>
+          <w:bCs/>
+          <w:sz w:val="24"/>
+          <w:szCs w:val="24"/>
+        </w:rPr>
+      </w:pPr>
+      <w:r>
+        <w:rPr>
+          <w:rFonts w:ascii="宋体" w:eastAsia="宋体" w:hAnsi="宋体" w:cs="Times New Roman" w:hint="eastAsia"/>
+          <w:bCs/>
+          <w:sz w:val="24"/>
+          <w:szCs w:val="24"/>
+        </w:rPr>
+        <w:t>四、勇于实践：在真实问题中增长本领</w:t>
+      </w:r>
+    </w:p>
+    <w:p>
+      <w:pPr>
+        <w:spacing w:line="276" w:lineRule="auto"/>
+        <w:rPr>
+          <w:rFonts w:ascii="宋体" w:eastAsia="宋体" w:hAnsi="宋体" w:cs="Times New Roman"/>
+          <w:bCs/>
           <w:sz w:val="24"/>
           <w:szCs w:val="24"/>
         </w:rPr>
@@ -1263,9 +1895,168 @@
     <w:p>
       <w:pPr>
         <w:spacing w:line="276" w:lineRule="auto"/>
-        <w:rPr>
-          <w:rFonts w:ascii="宋体" w:eastAsia="宋体" w:hAnsi="宋体" w:cs="Times New Roman" w:hint="eastAsia"/>
-          <w:b/>
+        <w:ind w:firstLine="420"/>
+        <w:rPr>
+          <w:rFonts w:ascii="宋体" w:eastAsia="宋体" w:hAnsi="宋体" w:cs="Times New Roman" w:hint="eastAsia"/>
+          <w:bCs/>
+          <w:sz w:val="24"/>
+          <w:szCs w:val="24"/>
+        </w:rPr>
+      </w:pPr>
+      <w:r>
+        <w:rPr>
+          <w:rFonts w:ascii="宋体" w:eastAsia="宋体" w:hAnsi="宋体" w:cs="Times New Roman" w:hint="eastAsia"/>
+          <w:bCs/>
+          <w:sz w:val="24"/>
+          <w:szCs w:val="24"/>
+        </w:rPr>
+        <w:t>科技自立自强不仅需要知识积累，更需要</w:t>
+      </w:r>
+      <w:r>
+        <w:rPr>
+          <w:rFonts w:ascii="宋体" w:eastAsia="宋体" w:hAnsi="宋体" w:cs="Times New Roman" w:hint="eastAsia"/>
+          <w:bCs/>
+          <w:sz w:val="24"/>
+          <w:szCs w:val="24"/>
+        </w:rPr>
+        <w:t>动手</w:t>
+      </w:r>
+      <w:r>
+        <w:rPr>
+          <w:rFonts w:ascii="宋体" w:eastAsia="宋体" w:hAnsi="宋体" w:cs="Times New Roman" w:hint="eastAsia"/>
+          <w:bCs/>
+          <w:sz w:val="24"/>
+          <w:szCs w:val="24"/>
+        </w:rPr>
+        <w:t>实践。青年学生应主动参与竞赛、科研</w:t>
+      </w:r>
+      <w:r>
+        <w:rPr>
+          <w:rFonts w:ascii="宋体" w:eastAsia="宋体" w:hAnsi="宋体" w:cs="Times New Roman" w:hint="eastAsia"/>
+          <w:bCs/>
+          <w:sz w:val="24"/>
+          <w:szCs w:val="24"/>
+        </w:rPr>
+        <w:t>项目</w:t>
+      </w:r>
+      <w:r>
+        <w:rPr>
+          <w:rFonts w:ascii="宋体" w:eastAsia="宋体" w:hAnsi="宋体" w:cs="Times New Roman" w:hint="eastAsia"/>
+          <w:bCs/>
+          <w:sz w:val="24"/>
+          <w:szCs w:val="24"/>
+        </w:rPr>
+        <w:t>和社会实践，在真实</w:t>
+      </w:r>
+      <w:r>
+        <w:rPr>
+          <w:rFonts w:ascii="宋体" w:eastAsia="宋体" w:hAnsi="宋体" w:cs="Times New Roman" w:hint="eastAsia"/>
+          <w:bCs/>
+          <w:sz w:val="24"/>
+          <w:szCs w:val="24"/>
+        </w:rPr>
+        <w:t>场景中</w:t>
+      </w:r>
+      <w:r>
+        <w:rPr>
+          <w:rFonts w:ascii="宋体" w:eastAsia="宋体" w:hAnsi="宋体" w:cs="Times New Roman" w:hint="eastAsia"/>
+          <w:bCs/>
+          <w:sz w:val="24"/>
+          <w:szCs w:val="24"/>
+        </w:rPr>
+        <w:t>提升</w:t>
+      </w:r>
+      <w:r>
+        <w:rPr>
+          <w:rFonts w:ascii="宋体" w:eastAsia="宋体" w:hAnsi="宋体" w:cs="Times New Roman" w:hint="eastAsia"/>
+          <w:bCs/>
+          <w:sz w:val="24"/>
+          <w:szCs w:val="24"/>
+        </w:rPr>
+        <w:t>解决问题的</w:t>
+      </w:r>
+      <w:r>
+        <w:rPr>
+          <w:rFonts w:ascii="宋体" w:eastAsia="宋体" w:hAnsi="宋体" w:cs="Times New Roman" w:hint="eastAsia"/>
+          <w:bCs/>
+          <w:sz w:val="24"/>
+          <w:szCs w:val="24"/>
+        </w:rPr>
+        <w:t>本领。一个课程项目不仅是为了获得成绩，</w:t>
+      </w:r>
+      <w:r>
+        <w:rPr>
+          <w:rFonts w:ascii="宋体" w:eastAsia="宋体" w:hAnsi="宋体" w:cs="Times New Roman" w:hint="eastAsia"/>
+          <w:bCs/>
+          <w:sz w:val="24"/>
+          <w:szCs w:val="24"/>
+        </w:rPr>
+        <w:t>还</w:t>
+      </w:r>
+      <w:r>
+        <w:rPr>
+          <w:rFonts w:ascii="宋体" w:eastAsia="宋体" w:hAnsi="宋体" w:cs="Times New Roman" w:hint="eastAsia"/>
+          <w:bCs/>
+          <w:sz w:val="24"/>
+          <w:szCs w:val="24"/>
+        </w:rPr>
+        <w:t>可以训练系统设计、测试验证和团队协作</w:t>
+      </w:r>
+      <w:r>
+        <w:rPr>
+          <w:rFonts w:ascii="宋体" w:eastAsia="宋体" w:hAnsi="宋体" w:cs="Times New Roman" w:hint="eastAsia"/>
+          <w:bCs/>
+          <w:sz w:val="24"/>
+          <w:szCs w:val="24"/>
+        </w:rPr>
+        <w:t>等等</w:t>
+      </w:r>
+      <w:r>
+        <w:rPr>
+          <w:rFonts w:ascii="宋体" w:eastAsia="宋体" w:hAnsi="宋体" w:cs="Times New Roman" w:hint="eastAsia"/>
+          <w:bCs/>
+          <w:sz w:val="24"/>
+          <w:szCs w:val="24"/>
+        </w:rPr>
+        <w:t>科学素养。</w:t>
+      </w:r>
+    </w:p>
+    <w:p>
+      <w:pPr>
+        <w:spacing w:line="276" w:lineRule="auto"/>
+        <w:ind w:firstLine="420"/>
+        <w:rPr>
+          <w:rFonts w:ascii="宋体" w:eastAsia="宋体" w:hAnsi="宋体" w:cs="Times New Roman"/>
+          <w:bCs/>
+          <w:sz w:val="24"/>
+          <w:szCs w:val="24"/>
+        </w:rPr>
+      </w:pPr>
+      <w:r>
+        <w:rPr>
+          <w:rFonts w:ascii="宋体" w:eastAsia="宋体" w:hAnsi="宋体" w:cs="Times New Roman" w:hint="eastAsia"/>
+          <w:bCs/>
+          <w:sz w:val="24"/>
+          <w:szCs w:val="24"/>
+        </w:rPr>
+        <w:t>同时，现代科技创新越来越依赖学科交叉和团队协作。人工智能、生命科学、新能源、空间探索等领域，都不是单一专业能够独立完成的。青年学生既要保持独立思考，也要学会合作交流，</w:t>
+      </w:r>
+      <w:r>
+        <w:rPr>
+          <w:rFonts w:ascii="宋体" w:eastAsia="宋体" w:hAnsi="宋体" w:cs="Times New Roman" w:hint="eastAsia"/>
+          <w:bCs/>
+          <w:sz w:val="24"/>
+          <w:szCs w:val="24"/>
+        </w:rPr>
+        <w:t>集体攻关科技创新的难题。</w:t>
+      </w:r>
+    </w:p>
+    <w:p>
+      <w:pPr>
+        <w:spacing w:line="276" w:lineRule="auto"/>
+        <w:rPr>
+          <w:rFonts w:ascii="宋体" w:eastAsia="宋体" w:hAnsi="宋体" w:cs="Times New Roman"/>
+          <w:bCs/>
           <w:sz w:val="24"/>
           <w:szCs w:val="24"/>
         </w:rPr>
@@ -1274,9 +2065,30 @@
     <w:p>
       <w:pPr>
         <w:spacing w:line="276" w:lineRule="auto"/>
-        <w:rPr>
-          <w:rFonts w:ascii="宋体" w:eastAsia="宋体" w:hAnsi="宋体" w:cs="Times New Roman" w:hint="eastAsia"/>
-          <w:b/>
+        <w:jc w:val="center"/>
+        <w:rPr>
+          <w:rFonts w:ascii="宋体" w:eastAsia="宋体" w:hAnsi="宋体" w:cs="Times New Roman"/>
+          <w:bCs/>
+          <w:sz w:val="24"/>
+          <w:szCs w:val="24"/>
+        </w:rPr>
+      </w:pPr>
+      <w:r>
+        <w:rPr>
+          <w:rFonts w:ascii="宋体" w:eastAsia="宋体" w:hAnsi="宋体" w:cs="Times New Roman" w:hint="eastAsia"/>
+          <w:bCs/>
+          <w:sz w:val="24"/>
+          <w:szCs w:val="24"/>
+        </w:rPr>
+        <w:t>五、涵养精神：以科学家精神校准方向</w:t>
+      </w:r>
+    </w:p>
+    <w:p>
+      <w:pPr>
+        <w:spacing w:line="276" w:lineRule="auto"/>
+        <w:rPr>
+          <w:rFonts w:ascii="宋体" w:eastAsia="宋体" w:hAnsi="宋体" w:cs="Times New Roman"/>
+          <w:bCs/>
           <w:sz w:val="24"/>
           <w:szCs w:val="24"/>
         </w:rPr>
@@ -1285,9 +2097,178 @@
     <w:p>
       <w:pPr>
         <w:spacing w:line="276" w:lineRule="auto"/>
-        <w:rPr>
-          <w:rFonts w:ascii="宋体" w:eastAsia="宋体" w:hAnsi="宋体" w:cs="Times New Roman" w:hint="eastAsia"/>
-          <w:b/>
+        <w:ind w:firstLine="420"/>
+        <w:rPr>
+          <w:rFonts w:ascii="宋体" w:eastAsia="宋体" w:hAnsi="宋体" w:cs="Times New Roman"/>
+          <w:bCs/>
+          <w:sz w:val="24"/>
+          <w:szCs w:val="24"/>
+        </w:rPr>
+      </w:pPr>
+      <w:r>
+        <w:rPr>
+          <w:rFonts w:ascii="宋体" w:eastAsia="宋体" w:hAnsi="宋体" w:cs="Times New Roman" w:hint="eastAsia"/>
+          <w:bCs/>
+          <w:sz w:val="24"/>
+          <w:szCs w:val="24"/>
+        </w:rPr>
+        <w:t>青年担当还需要精神支撑。科学家精神强调胸怀祖国、服务人民，勇攀高峰、敢为人先，追求真理、严谨治学，淡泊名利、潜心研究，集智攻关、团结协作。这些精神不仅属于杰出科学家，也应成为青年学生成长的价值指引。</w:t>
+      </w:r>
+    </w:p>
+    <w:p>
+      <w:pPr>
+        <w:spacing w:line="276" w:lineRule="auto"/>
+        <w:ind w:firstLine="420"/>
+        <w:rPr>
+          <w:rFonts w:ascii="宋体" w:eastAsia="宋体" w:hAnsi="宋体" w:cs="Times New Roman"/>
+          <w:bCs/>
+          <w:sz w:val="24"/>
+          <w:szCs w:val="24"/>
+        </w:rPr>
+      </w:pPr>
+      <w:r>
+        <w:rPr>
+          <w:rFonts w:ascii="宋体" w:eastAsia="宋体" w:hAnsi="宋体" w:cs="Times New Roman" w:hint="eastAsia"/>
+          <w:bCs/>
+          <w:sz w:val="24"/>
+          <w:szCs w:val="24"/>
+        </w:rPr>
+        <w:t>对青年而言，弘扬科学家精神，</w:t>
+      </w:r>
+      <w:r>
+        <w:rPr>
+          <w:rFonts w:ascii="宋体" w:eastAsia="宋体" w:hAnsi="宋体" w:cs="Times New Roman" w:hint="eastAsia"/>
+          <w:bCs/>
+          <w:sz w:val="24"/>
+          <w:szCs w:val="24"/>
+        </w:rPr>
+        <w:t>是</w:t>
+      </w:r>
+      <w:r>
+        <w:rPr>
+          <w:rFonts w:ascii="宋体" w:eastAsia="宋体" w:hAnsi="宋体" w:cs="Times New Roman" w:hint="eastAsia"/>
+          <w:bCs/>
+          <w:sz w:val="24"/>
+          <w:szCs w:val="24"/>
+        </w:rPr>
+        <w:t>树立正确</w:t>
+      </w:r>
+      <w:r>
+        <w:rPr>
+          <w:rFonts w:ascii="宋体" w:eastAsia="宋体" w:hAnsi="宋体" w:cs="Times New Roman" w:hint="eastAsia"/>
+          <w:bCs/>
+          <w:sz w:val="24"/>
+          <w:szCs w:val="24"/>
+        </w:rPr>
+        <w:t>的</w:t>
+      </w:r>
+      <w:r>
+        <w:rPr>
+          <w:rFonts w:ascii="宋体" w:eastAsia="宋体" w:hAnsi="宋体" w:cs="Times New Roman" w:hint="eastAsia"/>
+          <w:bCs/>
+          <w:sz w:val="24"/>
+          <w:szCs w:val="24"/>
+        </w:rPr>
+        <w:t>学习目的，不只为分数、简历和个人利益学习，也要思考自己的能力能够</w:t>
+      </w:r>
+      <w:r>
+        <w:rPr>
+          <w:rFonts w:ascii="宋体" w:eastAsia="宋体" w:hAnsi="宋体" w:cs="Times New Roman" w:hint="eastAsia"/>
+          <w:bCs/>
+          <w:sz w:val="24"/>
+          <w:szCs w:val="24"/>
+        </w:rPr>
+        <w:t>怎样</w:t>
+      </w:r>
+      <w:r>
+        <w:rPr>
+          <w:rFonts w:ascii="宋体" w:eastAsia="宋体" w:hAnsi="宋体" w:cs="Times New Roman" w:hint="eastAsia"/>
+          <w:bCs/>
+          <w:sz w:val="24"/>
+          <w:szCs w:val="24"/>
+        </w:rPr>
+        <w:t>服务社会</w:t>
+      </w:r>
+      <w:r>
+        <w:rPr>
+          <w:rFonts w:ascii="宋体" w:eastAsia="宋体" w:hAnsi="宋体" w:cs="Times New Roman" w:hint="eastAsia"/>
+          <w:bCs/>
+          <w:sz w:val="24"/>
+          <w:szCs w:val="24"/>
+        </w:rPr>
+        <w:t>的</w:t>
+      </w:r>
+      <w:r>
+        <w:rPr>
+          <w:rFonts w:ascii="宋体" w:eastAsia="宋体" w:hAnsi="宋体" w:cs="Times New Roman" w:hint="eastAsia"/>
+          <w:bCs/>
+          <w:sz w:val="24"/>
+          <w:szCs w:val="24"/>
+        </w:rPr>
+        <w:t>需</w:t>
+      </w:r>
+      <w:r>
+        <w:rPr>
+          <w:rFonts w:ascii="宋体" w:eastAsia="宋体" w:hAnsi="宋体" w:cs="Times New Roman" w:hint="eastAsia"/>
+          <w:bCs/>
+          <w:sz w:val="24"/>
+          <w:szCs w:val="24"/>
+        </w:rPr>
+        <w:t>求</w:t>
+      </w:r>
+      <w:r>
+        <w:rPr>
+          <w:rFonts w:ascii="宋体" w:eastAsia="宋体" w:hAnsi="宋体" w:cs="Times New Roman" w:hint="eastAsia"/>
+          <w:bCs/>
+          <w:sz w:val="24"/>
+          <w:szCs w:val="24"/>
+        </w:rPr>
+        <w:t>；是保持求真务实的态度，尊重事实、尊重规律、尊重学术规范；是在新技术、新问题面前敢于尝试，</w:t>
+      </w:r>
+      <w:r>
+        <w:rPr>
+          <w:rFonts w:ascii="宋体" w:eastAsia="宋体" w:hAnsi="宋体" w:cs="Times New Roman" w:hint="eastAsia"/>
+          <w:bCs/>
+          <w:sz w:val="24"/>
+          <w:szCs w:val="24"/>
+        </w:rPr>
+        <w:t>化</w:t>
+      </w:r>
+      <w:r>
+        <w:rPr>
+          <w:rFonts w:ascii="宋体" w:eastAsia="宋体" w:hAnsi="宋体" w:cs="Times New Roman" w:hint="eastAsia"/>
+          <w:bCs/>
+          <w:sz w:val="24"/>
+          <w:szCs w:val="24"/>
+        </w:rPr>
+        <w:t>青春朝气为长期坚持</w:t>
+      </w:r>
+      <w:r>
+        <w:rPr>
+          <w:rFonts w:ascii="宋体" w:eastAsia="宋体" w:hAnsi="宋体" w:cs="Times New Roman" w:hint="eastAsia"/>
+          <w:bCs/>
+          <w:sz w:val="24"/>
+          <w:szCs w:val="24"/>
+        </w:rPr>
+        <w:t>之动力</w:t>
+      </w:r>
+      <w:r>
+        <w:rPr>
+          <w:rFonts w:ascii="宋体" w:eastAsia="宋体" w:hAnsi="宋体" w:cs="Times New Roman" w:hint="eastAsia"/>
+          <w:bCs/>
+          <w:sz w:val="24"/>
+          <w:szCs w:val="24"/>
+        </w:rPr>
+        <w:t>。</w:t>
+      </w:r>
+    </w:p>
+    <w:p>
+      <w:pPr>
+        <w:spacing w:line="276" w:lineRule="auto"/>
+        <w:ind w:firstLine="420"/>
+        <w:rPr>
+          <w:rFonts w:ascii="宋体" w:eastAsia="宋体" w:hAnsi="宋体" w:cs="Times New Roman" w:hint="eastAsia"/>
+          <w:bCs/>
           <w:sz w:val="24"/>
           <w:szCs w:val="24"/>
         </w:rPr>
@@ -1296,9 +2277,30 @@
     <w:p>
       <w:pPr>
         <w:spacing w:line="276" w:lineRule="auto"/>
-        <w:rPr>
-          <w:rFonts w:ascii="宋体" w:eastAsia="宋体" w:hAnsi="宋体" w:cs="Times New Roman" w:hint="eastAsia"/>
-          <w:b/>
+        <w:jc w:val="center"/>
+        <w:rPr>
+          <w:rFonts w:ascii="宋体" w:eastAsia="宋体" w:hAnsi="宋体" w:cs="Times New Roman"/>
+          <w:bCs/>
+          <w:sz w:val="24"/>
+          <w:szCs w:val="24"/>
+        </w:rPr>
+      </w:pPr>
+      <w:r>
+        <w:rPr>
+          <w:rFonts w:ascii="宋体" w:eastAsia="宋体" w:hAnsi="宋体" w:cs="Times New Roman" w:hint="eastAsia"/>
+          <w:bCs/>
+          <w:sz w:val="24"/>
+          <w:szCs w:val="24"/>
+        </w:rPr>
+        <w:t>六、结语：把个人成长融入科技强国建设</w:t>
+      </w:r>
+    </w:p>
+    <w:p>
+      <w:pPr>
+        <w:spacing w:line="276" w:lineRule="auto"/>
+        <w:rPr>
+          <w:rFonts w:ascii="宋体" w:eastAsia="宋体" w:hAnsi="宋体" w:cs="Times New Roman"/>
+          <w:bCs/>
           <w:sz w:val="24"/>
           <w:szCs w:val="24"/>
         </w:rPr>
@@ -1307,507 +2309,131 @@
     <w:p>
       <w:pPr>
         <w:spacing w:line="276" w:lineRule="auto"/>
-        <w:rPr>
-          <w:rFonts w:ascii="宋体" w:eastAsia="宋体" w:hAnsi="宋体" w:cs="Times New Roman" w:hint="eastAsia"/>
-          <w:b/>
+        <w:ind w:firstLine="420"/>
+        <w:rPr>
+          <w:rFonts w:ascii="宋体" w:eastAsia="宋体" w:hAnsi="宋体" w:cs="Times New Roman"/>
+          <w:bCs/>
           <w:sz w:val="24"/>
           <w:szCs w:val="24"/>
         </w:rPr>
       </w:pPr>
+      <w:r>
+        <w:rPr>
+          <w:rFonts w:ascii="宋体" w:eastAsia="宋体" w:hAnsi="宋体" w:cs="Times New Roman" w:hint="eastAsia"/>
+          <w:bCs/>
+          <w:sz w:val="24"/>
+          <w:szCs w:val="24"/>
+        </w:rPr>
+        <w:t>高水平科技自立自强是一项长期</w:t>
+      </w:r>
+      <w:r>
+        <w:rPr>
+          <w:rFonts w:ascii="宋体" w:eastAsia="宋体" w:hAnsi="宋体" w:cs="Times New Roman" w:hint="eastAsia"/>
+          <w:bCs/>
+          <w:sz w:val="24"/>
+          <w:szCs w:val="24"/>
+        </w:rPr>
+        <w:t>的</w:t>
+      </w:r>
+      <w:r>
+        <w:rPr>
+          <w:rFonts w:ascii="宋体" w:eastAsia="宋体" w:hAnsi="宋体" w:cs="Times New Roman" w:hint="eastAsia"/>
+          <w:bCs/>
+          <w:sz w:val="24"/>
+          <w:szCs w:val="24"/>
+        </w:rPr>
+        <w:t>事业，需要国家</w:t>
+      </w:r>
+      <w:r>
+        <w:rPr>
+          <w:rFonts w:ascii="宋体" w:eastAsia="宋体" w:hAnsi="宋体" w:cs="Times New Roman" w:hint="eastAsia"/>
+          <w:bCs/>
+          <w:sz w:val="24"/>
+          <w:szCs w:val="24"/>
+        </w:rPr>
+        <w:t>的</w:t>
+      </w:r>
+      <w:r>
+        <w:rPr>
+          <w:rFonts w:ascii="宋体" w:eastAsia="宋体" w:hAnsi="宋体" w:cs="Times New Roman" w:hint="eastAsia"/>
+          <w:bCs/>
+          <w:sz w:val="24"/>
+          <w:szCs w:val="24"/>
+        </w:rPr>
+        <w:t>战略科技力量，也需要一代</w:t>
+      </w:r>
+      <w:proofErr w:type="gramStart"/>
+      <w:r>
+        <w:rPr>
+          <w:rFonts w:ascii="宋体" w:eastAsia="宋体" w:hAnsi="宋体" w:cs="Times New Roman" w:hint="eastAsia"/>
+          <w:bCs/>
+          <w:sz w:val="24"/>
+          <w:szCs w:val="24"/>
+        </w:rPr>
+        <w:t>代</w:t>
+      </w:r>
+      <w:proofErr w:type="gramEnd"/>
+      <w:r>
+        <w:rPr>
+          <w:rFonts w:ascii="宋体" w:eastAsia="宋体" w:hAnsi="宋体" w:cs="Times New Roman" w:hint="eastAsia"/>
+          <w:bCs/>
+          <w:sz w:val="24"/>
+          <w:szCs w:val="24"/>
+        </w:rPr>
+        <w:t>青年</w:t>
+      </w:r>
+      <w:r>
+        <w:rPr>
+          <w:rFonts w:ascii="宋体" w:eastAsia="宋体" w:hAnsi="宋体" w:cs="Times New Roman" w:hint="eastAsia"/>
+          <w:bCs/>
+          <w:sz w:val="24"/>
+          <w:szCs w:val="24"/>
+        </w:rPr>
+        <w:t>的</w:t>
+      </w:r>
+      <w:r>
+        <w:rPr>
+          <w:rFonts w:ascii="宋体" w:eastAsia="宋体" w:hAnsi="宋体" w:cs="Times New Roman" w:hint="eastAsia"/>
+          <w:bCs/>
+          <w:sz w:val="24"/>
+          <w:szCs w:val="24"/>
+        </w:rPr>
+        <w:t>接续奋斗。对青年学生来说，担当并不遥远，它体现在扎实学习专业基础、主动参与实践训练、关注国家发展需求、涵养科学家精神的日常行动中。新时代青年应把个人理想融入科技强国建设，在学习中夯实基础，在实践中增长才干，在创新中服务国家，为中国式现代化提供更加坚实的科技支撑。</w:t>
+      </w:r>
     </w:p>
     <w:p>
       <w:pPr>
         <w:spacing w:line="276" w:lineRule="auto"/>
-        <w:rPr>
-          <w:rFonts w:ascii="宋体" w:eastAsia="宋体" w:hAnsi="宋体" w:cs="Times New Roman" w:hint="eastAsia"/>
-          <w:b/>
+        <w:ind w:firstLine="420"/>
+        <w:rPr>
+          <w:rFonts w:ascii="宋体" w:eastAsia="宋体" w:hAnsi="宋体" w:cs="Times New Roman" w:hint="eastAsia"/>
+          <w:bCs/>
           <w:sz w:val="24"/>
           <w:szCs w:val="24"/>
         </w:rPr>
       </w:pPr>
     </w:p>
     <w:p>
-      <w:pPr>
-        <w:spacing w:line="276" w:lineRule="auto"/>
-        <w:rPr>
-          <w:rFonts w:ascii="宋体" w:eastAsia="宋体" w:hAnsi="宋体" w:cs="Times New Roman" w:hint="eastAsia"/>
-          <w:b/>
-          <w:sz w:val="24"/>
-          <w:szCs w:val="24"/>
-        </w:rPr>
-      </w:pPr>
-    </w:p>
-    <w:p>
-      <w:pPr>
-        <w:spacing w:line="276" w:lineRule="auto"/>
-        <w:rPr>
-          <w:rFonts w:ascii="宋体" w:eastAsia="宋体" w:hAnsi="宋体" w:cs="Times New Roman" w:hint="eastAsia"/>
-          <w:b/>
-          <w:sz w:val="24"/>
-          <w:szCs w:val="24"/>
-        </w:rPr>
-      </w:pPr>
-    </w:p>
-    <w:p>
-      <w:pPr>
-        <w:spacing w:line="276" w:lineRule="auto"/>
-        <w:rPr>
-          <w:rFonts w:ascii="宋体" w:eastAsia="宋体" w:hAnsi="宋体" w:cs="Times New Roman" w:hint="eastAsia"/>
-          <w:b/>
-          <w:sz w:val="24"/>
-          <w:szCs w:val="24"/>
-        </w:rPr>
-      </w:pPr>
-    </w:p>
-    <w:p>
-      <w:pPr>
-        <w:spacing w:line="276" w:lineRule="auto"/>
-        <w:rPr>
-          <w:rFonts w:ascii="宋体" w:eastAsia="宋体" w:hAnsi="宋体" w:cs="Times New Roman" w:hint="eastAsia"/>
-          <w:b/>
-          <w:sz w:val="24"/>
-          <w:szCs w:val="24"/>
-        </w:rPr>
-      </w:pPr>
-    </w:p>
-    <w:p>
-      <w:pPr>
-        <w:spacing w:line="276" w:lineRule="auto"/>
-        <w:rPr>
-          <w:rFonts w:ascii="宋体" w:eastAsia="宋体" w:hAnsi="宋体" w:cs="Times New Roman" w:hint="eastAsia"/>
-          <w:b/>
-          <w:sz w:val="24"/>
-          <w:szCs w:val="24"/>
-        </w:rPr>
-      </w:pPr>
-    </w:p>
-    <w:p>
-      <w:pPr>
-        <w:spacing w:line="276" w:lineRule="auto"/>
-        <w:rPr>
-          <w:rFonts w:ascii="宋体" w:eastAsia="宋体" w:hAnsi="宋体" w:cs="Times New Roman" w:hint="eastAsia"/>
-          <w:b/>
-          <w:sz w:val="24"/>
-          <w:szCs w:val="24"/>
-        </w:rPr>
-      </w:pPr>
-    </w:p>
-    <w:p>
-      <w:pPr>
-        <w:spacing w:line="276" w:lineRule="auto"/>
-        <w:rPr>
-          <w:rFonts w:ascii="宋体" w:eastAsia="宋体" w:hAnsi="宋体" w:cs="Times New Roman" w:hint="eastAsia"/>
-          <w:b/>
-          <w:sz w:val="24"/>
-          <w:szCs w:val="24"/>
-        </w:rPr>
-      </w:pPr>
-    </w:p>
-    <w:p>
-      <w:pPr>
-        <w:spacing w:line="276" w:lineRule="auto"/>
-        <w:rPr>
-          <w:rFonts w:ascii="宋体" w:eastAsia="宋体" w:hAnsi="宋体" w:cs="Times New Roman" w:hint="eastAsia"/>
-          <w:b/>
-          <w:sz w:val="24"/>
-          <w:szCs w:val="24"/>
-        </w:rPr>
-      </w:pPr>
-    </w:p>
-    <w:p>
-      <w:pPr>
-        <w:spacing w:line="276" w:lineRule="auto"/>
-        <w:rPr>
-          <w:rFonts w:ascii="宋体" w:eastAsia="宋体" w:hAnsi="宋体" w:cs="Times New Roman" w:hint="eastAsia"/>
-          <w:b/>
-          <w:sz w:val="24"/>
-          <w:szCs w:val="24"/>
-        </w:rPr>
-      </w:pPr>
-    </w:p>
-    <w:p>
-      <w:pPr>
-        <w:spacing w:line="276" w:lineRule="auto"/>
-        <w:rPr>
-          <w:rFonts w:ascii="宋体" w:eastAsia="宋体" w:hAnsi="宋体" w:cs="Times New Roman" w:hint="eastAsia"/>
-          <w:b/>
-          <w:sz w:val="24"/>
-          <w:szCs w:val="24"/>
-        </w:rPr>
-      </w:pPr>
-    </w:p>
-    <w:p>
-      <w:pPr>
-        <w:spacing w:line="276" w:lineRule="auto"/>
-        <w:rPr>
-          <w:rFonts w:ascii="宋体" w:eastAsia="宋体" w:hAnsi="宋体" w:cs="Times New Roman" w:hint="eastAsia"/>
-          <w:b/>
-          <w:sz w:val="24"/>
-          <w:szCs w:val="24"/>
-        </w:rPr>
-      </w:pPr>
-    </w:p>
-    <w:p>
-      <w:pPr>
-        <w:spacing w:line="276" w:lineRule="auto"/>
-        <w:rPr>
-          <w:rFonts w:ascii="宋体" w:eastAsia="宋体" w:hAnsi="宋体" w:cs="Times New Roman" w:hint="eastAsia"/>
-          <w:b/>
-          <w:sz w:val="24"/>
-          <w:szCs w:val="24"/>
-        </w:rPr>
-      </w:pPr>
-    </w:p>
-    <w:p>
-      <w:pPr>
-        <w:spacing w:line="276" w:lineRule="auto"/>
-        <w:rPr>
-          <w:rFonts w:ascii="宋体" w:eastAsia="宋体" w:hAnsi="宋体" w:cs="Times New Roman" w:hint="eastAsia"/>
-          <w:b/>
-          <w:sz w:val="24"/>
-          <w:szCs w:val="24"/>
-        </w:rPr>
-      </w:pPr>
-    </w:p>
-    <w:p>
-      <w:pPr>
-        <w:spacing w:line="276" w:lineRule="auto"/>
-        <w:rPr>
-          <w:rFonts w:ascii="宋体" w:eastAsia="宋体" w:hAnsi="宋体" w:cs="Times New Roman" w:hint="eastAsia"/>
-          <w:b/>
-          <w:sz w:val="24"/>
-          <w:szCs w:val="24"/>
-        </w:rPr>
-      </w:pPr>
-    </w:p>
-    <w:p>
-      <w:pPr>
-        <w:spacing w:line="276" w:lineRule="auto"/>
-        <w:rPr>
-          <w:rFonts w:ascii="宋体" w:eastAsia="宋体" w:hAnsi="宋体" w:cs="Times New Roman" w:hint="eastAsia"/>
-          <w:b/>
-          <w:sz w:val="24"/>
-          <w:szCs w:val="24"/>
-        </w:rPr>
-      </w:pPr>
-    </w:p>
-    <w:p>
-      <w:pPr>
-        <w:spacing w:line="276" w:lineRule="auto"/>
-        <w:rPr>
-          <w:rFonts w:ascii="宋体" w:eastAsia="宋体" w:hAnsi="宋体" w:cs="Times New Roman" w:hint="eastAsia"/>
-          <w:b/>
-          <w:sz w:val="24"/>
-          <w:szCs w:val="24"/>
-        </w:rPr>
-      </w:pPr>
-    </w:p>
-    <w:p>
-      <w:pPr>
-        <w:spacing w:line="276" w:lineRule="auto"/>
-        <w:rPr>
-          <w:rFonts w:ascii="宋体" w:eastAsia="宋体" w:hAnsi="宋体" w:cs="Times New Roman" w:hint="eastAsia"/>
-          <w:b/>
-          <w:sz w:val="24"/>
-          <w:szCs w:val="24"/>
-        </w:rPr>
-      </w:pPr>
-    </w:p>
-    <w:p>
-      <w:pPr>
-        <w:spacing w:line="276" w:lineRule="auto"/>
-        <w:rPr>
-          <w:rFonts w:ascii="宋体" w:eastAsia="宋体" w:hAnsi="宋体" w:cs="Times New Roman" w:hint="eastAsia"/>
-          <w:b/>
-          <w:sz w:val="24"/>
-          <w:szCs w:val="24"/>
-        </w:rPr>
-      </w:pPr>
-    </w:p>
-    <w:p>
-      <w:pPr>
-        <w:spacing w:line="276" w:lineRule="auto"/>
-        <w:rPr>
-          <w:rFonts w:ascii="宋体" w:eastAsia="宋体" w:hAnsi="宋体" w:cs="Times New Roman" w:hint="eastAsia"/>
-          <w:b/>
-          <w:sz w:val="24"/>
-          <w:szCs w:val="24"/>
-        </w:rPr>
-      </w:pPr>
-    </w:p>
-    <w:p>
-      <w:pPr>
-        <w:spacing w:line="276" w:lineRule="auto"/>
-        <w:rPr>
-          <w:rFonts w:ascii="宋体" w:eastAsia="宋体" w:hAnsi="宋体" w:cs="Times New Roman" w:hint="eastAsia"/>
-          <w:b/>
-          <w:sz w:val="24"/>
-          <w:szCs w:val="24"/>
-        </w:rPr>
-      </w:pPr>
-    </w:p>
-    <w:p>
-      <w:pPr>
-        <w:spacing w:line="276" w:lineRule="auto"/>
-        <w:rPr>
-          <w:rFonts w:ascii="宋体" w:eastAsia="宋体" w:hAnsi="宋体" w:cs="Times New Roman" w:hint="eastAsia"/>
-          <w:b/>
-          <w:sz w:val="24"/>
-          <w:szCs w:val="24"/>
-        </w:rPr>
-      </w:pPr>
-    </w:p>
-    <w:p>
-      <w:pPr>
-        <w:spacing w:line="276" w:lineRule="auto"/>
-        <w:rPr>
-          <w:rFonts w:ascii="宋体" w:eastAsia="宋体" w:hAnsi="宋体" w:cs="Times New Roman" w:hint="eastAsia"/>
-          <w:b/>
-          <w:sz w:val="24"/>
-          <w:szCs w:val="24"/>
-        </w:rPr>
-      </w:pPr>
-    </w:p>
-    <w:p>
-      <w:pPr>
-        <w:spacing w:line="276" w:lineRule="auto"/>
-        <w:rPr>
-          <w:rFonts w:ascii="宋体" w:eastAsia="宋体" w:hAnsi="宋体" w:cs="Times New Roman" w:hint="eastAsia"/>
-          <w:b/>
-          <w:sz w:val="24"/>
-          <w:szCs w:val="24"/>
-        </w:rPr>
-      </w:pPr>
-    </w:p>
-    <w:p>
-      <w:pPr>
-        <w:spacing w:line="276" w:lineRule="auto"/>
-        <w:rPr>
-          <w:rFonts w:ascii="宋体" w:eastAsia="宋体" w:hAnsi="宋体" w:cs="Times New Roman" w:hint="eastAsia"/>
-          <w:b/>
-          <w:sz w:val="24"/>
-          <w:szCs w:val="24"/>
-        </w:rPr>
-      </w:pPr>
-    </w:p>
-    <w:p>
-      <w:pPr>
-        <w:spacing w:line="276" w:lineRule="auto"/>
-        <w:rPr>
-          <w:rFonts w:ascii="宋体" w:eastAsia="宋体" w:hAnsi="宋体" w:cs="Times New Roman" w:hint="eastAsia"/>
-          <w:b/>
-          <w:sz w:val="24"/>
-          <w:szCs w:val="24"/>
-        </w:rPr>
-      </w:pPr>
-    </w:p>
-    <w:p>
-      <w:pPr>
-        <w:spacing w:line="276" w:lineRule="auto"/>
-        <w:rPr>
-          <w:rFonts w:ascii="宋体" w:eastAsia="宋体" w:hAnsi="宋体" w:cs="Times New Roman" w:hint="eastAsia"/>
-          <w:b/>
-          <w:sz w:val="24"/>
-          <w:szCs w:val="24"/>
-        </w:rPr>
-      </w:pPr>
-    </w:p>
-    <w:p>
-      <w:pPr>
-        <w:spacing w:line="276" w:lineRule="auto"/>
-        <w:rPr>
-          <w:rFonts w:ascii="宋体" w:eastAsia="宋体" w:hAnsi="宋体" w:cs="Times New Roman" w:hint="eastAsia"/>
-          <w:b/>
-          <w:sz w:val="24"/>
-          <w:szCs w:val="24"/>
-        </w:rPr>
-      </w:pPr>
-    </w:p>
-    <w:p>
-      <w:pPr>
-        <w:spacing w:line="276" w:lineRule="auto"/>
-        <w:rPr>
-          <w:rFonts w:ascii="宋体" w:eastAsia="宋体" w:hAnsi="宋体" w:cs="Times New Roman" w:hint="eastAsia"/>
-          <w:b/>
-          <w:sz w:val="24"/>
-          <w:szCs w:val="24"/>
-        </w:rPr>
-      </w:pPr>
-    </w:p>
-    <w:p>
-      <w:pPr>
-        <w:spacing w:line="276" w:lineRule="auto"/>
-        <w:rPr>
-          <w:rFonts w:ascii="宋体" w:eastAsia="宋体" w:hAnsi="宋体" w:cs="Times New Roman" w:hint="eastAsia"/>
-          <w:b/>
-          <w:sz w:val="24"/>
-          <w:szCs w:val="24"/>
-        </w:rPr>
-      </w:pPr>
-    </w:p>
-    <w:p>
-      <w:pPr>
-        <w:spacing w:line="276" w:lineRule="auto"/>
-        <w:rPr>
-          <w:rFonts w:ascii="宋体" w:eastAsia="宋体" w:hAnsi="宋体" w:cs="Times New Roman" w:hint="eastAsia"/>
-          <w:b/>
-          <w:sz w:val="24"/>
-          <w:szCs w:val="24"/>
-        </w:rPr>
-      </w:pPr>
-    </w:p>
-    <w:p>
-      <w:pPr>
-        <w:spacing w:line="276" w:lineRule="auto"/>
-        <w:rPr>
-          <w:rFonts w:ascii="宋体" w:eastAsia="宋体" w:hAnsi="宋体" w:cs="Times New Roman" w:hint="eastAsia"/>
-          <w:b/>
-          <w:sz w:val="24"/>
-          <w:szCs w:val="24"/>
-        </w:rPr>
-      </w:pPr>
-    </w:p>
-    <w:p>
-      <w:pPr>
-        <w:spacing w:line="276" w:lineRule="auto"/>
-        <w:rPr>
-          <w:rFonts w:ascii="宋体" w:eastAsia="宋体" w:hAnsi="宋体" w:cs="Times New Roman" w:hint="eastAsia"/>
-          <w:b/>
-          <w:sz w:val="24"/>
-          <w:szCs w:val="24"/>
-        </w:rPr>
-      </w:pPr>
-    </w:p>
-    <w:p>
-      <w:pPr>
-        <w:spacing w:line="276" w:lineRule="auto"/>
-        <w:rPr>
-          <w:rFonts w:ascii="宋体" w:eastAsia="宋体" w:hAnsi="宋体" w:cs="Times New Roman" w:hint="eastAsia"/>
-          <w:b/>
-          <w:sz w:val="24"/>
-          <w:szCs w:val="24"/>
-        </w:rPr>
-      </w:pPr>
-    </w:p>
-    <w:p>
-      <w:pPr>
-        <w:spacing w:line="276" w:lineRule="auto"/>
-        <w:rPr>
-          <w:rFonts w:ascii="宋体" w:eastAsia="宋体" w:hAnsi="宋体" w:cs="Times New Roman" w:hint="eastAsia"/>
-          <w:b/>
-          <w:sz w:val="24"/>
-          <w:szCs w:val="24"/>
-        </w:rPr>
-      </w:pPr>
-    </w:p>
-    <w:p>
-      <w:pPr>
-        <w:spacing w:line="276" w:lineRule="auto"/>
-        <w:rPr>
-          <w:rFonts w:ascii="宋体" w:eastAsia="宋体" w:hAnsi="宋体" w:cs="Times New Roman" w:hint="eastAsia"/>
-          <w:b/>
-          <w:sz w:val="24"/>
-          <w:szCs w:val="24"/>
-        </w:rPr>
-      </w:pPr>
-    </w:p>
-    <w:p>
-      <w:pPr>
-        <w:spacing w:line="276" w:lineRule="auto"/>
-        <w:rPr>
-          <w:rFonts w:ascii="宋体" w:eastAsia="宋体" w:hAnsi="宋体" w:cs="Times New Roman" w:hint="eastAsia"/>
-          <w:b/>
-          <w:sz w:val="24"/>
-          <w:szCs w:val="24"/>
-        </w:rPr>
-      </w:pPr>
-    </w:p>
-    <w:p>
-      <w:pPr>
-        <w:spacing w:line="276" w:lineRule="auto"/>
-        <w:rPr>
-          <w:rFonts w:ascii="宋体" w:eastAsia="宋体" w:hAnsi="宋体" w:cs="Times New Roman" w:hint="eastAsia"/>
-          <w:b/>
-          <w:sz w:val="24"/>
-          <w:szCs w:val="24"/>
-        </w:rPr>
-      </w:pPr>
-    </w:p>
-    <w:p>
-      <w:pPr>
-        <w:spacing w:line="276" w:lineRule="auto"/>
-        <w:rPr>
-          <w:rFonts w:ascii="宋体" w:eastAsia="宋体" w:hAnsi="宋体" w:cs="Times New Roman" w:hint="eastAsia"/>
-          <w:b/>
-          <w:sz w:val="24"/>
-          <w:szCs w:val="24"/>
-        </w:rPr>
-      </w:pPr>
-    </w:p>
-    <w:p>
-      <w:pPr>
-        <w:spacing w:line="276" w:lineRule="auto"/>
-        <w:rPr>
-          <w:rFonts w:ascii="宋体" w:eastAsia="宋体" w:hAnsi="宋体" w:cs="Times New Roman" w:hint="eastAsia"/>
-          <w:b/>
-          <w:sz w:val="24"/>
-          <w:szCs w:val="24"/>
-        </w:rPr>
-      </w:pPr>
-    </w:p>
-    <w:p>
-      <w:pPr>
-        <w:spacing w:line="360" w:lineRule="auto"/>
-        <w:rPr>
-          <w:rFonts w:ascii="宋体" w:eastAsia="宋体" w:hAnsi="宋体" w:cs="Times New Roman" w:hint="eastAsia"/>
-          <w:b/>
-          <w:sz w:val="24"/>
-          <w:szCs w:val="24"/>
-        </w:rPr>
-      </w:pPr>
-    </w:p>
-    <w:p>
-      <w:pPr>
-        <w:spacing w:line="360" w:lineRule="auto"/>
-        <w:rPr>
-          <w:rFonts w:ascii="宋体" w:eastAsia="宋体" w:hAnsi="宋体" w:cs="Times New Roman" w:hint="eastAsia"/>
-          <w:b/>
-          <w:sz w:val="24"/>
-          <w:szCs w:val="24"/>
-        </w:rPr>
-      </w:pPr>
-    </w:p>
-    <w:p>
-      <w:pPr>
-        <w:spacing w:line="360" w:lineRule="auto"/>
-        <w:rPr>
-          <w:rFonts w:ascii="宋体" w:eastAsia="宋体" w:hAnsi="宋体" w:cs="Times New Roman" w:hint="eastAsia"/>
-          <w:b/>
-          <w:sz w:val="24"/>
-          <w:szCs w:val="24"/>
-        </w:rPr>
-      </w:pPr>
-    </w:p>
-    <w:p>
-      <w:pPr>
+      <w:r>
         <w:rPr>
           <w:rFonts w:ascii="Times New Roman" w:hAnsi="Times New Roman" w:cs="Times New Roman"/>
           <w:b/>
         </w:rPr>
-      </w:pPr>
-    </w:p>
-    <w:p>
-      <w:pPr>
-        <w:rPr>
-          <w:rFonts w:hint="eastAsia"/>
-        </w:rPr>
-      </w:pPr>
+        <w:t>---</w:t>
+      </w:r>
+      <w:r>
+        <w:rPr>
+          <w:rFonts w:ascii="Times New Roman" w:hAnsi="Times New Roman" w:cs="Times New Roman" w:hint="eastAsia"/>
+          <w:b/>
+        </w:rPr>
+        <w:t>-</w:t>
+      </w:r>
       <w:r>
         <w:rPr>
           <w:rFonts w:ascii="Times New Roman" w:hAnsi="Times New Roman" w:cs="Times New Roman"/>
           <w:b/>
         </w:rPr>
-        <w:t>---</w:t>
+        <w:t>--</w:t>
       </w:r>
       <w:r>
         <w:rPr>
@@ -1821,143 +2447,132 @@
           <w:rFonts w:ascii="Times New Roman" w:hAnsi="Times New Roman" w:cs="Times New Roman"/>
           <w:b/>
         </w:rPr>
-        <w:t>--</w:t>
+        <w:t>以下为空</w:t>
+      </w:r>
+      <w:r>
+        <w:rPr>
+          <w:rFonts w:ascii="Times New Roman" w:hAnsi="Times New Roman" w:cs="Times New Roman"/>
+          <w:b/>
+        </w:rPr>
+        <w:t>------</w:t>
       </w:r>
       <w:r>
         <w:rPr>
           <w:rFonts w:ascii="Times New Roman" w:hAnsi="Times New Roman" w:cs="Times New Roman" w:hint="eastAsia"/>
           <w:b/>
         </w:rPr>
-        <w:t>-</w:t>
+        <w:t>-----------------------</w:t>
       </w:r>
       <w:r>
         <w:rPr>
           <w:rFonts w:ascii="Times New Roman" w:hAnsi="Times New Roman" w:cs="Times New Roman"/>
           <w:b/>
         </w:rPr>
-        <w:t>以下为空</w:t>
+        <w:t>不得超过</w:t>
+      </w:r>
+      <w:r>
+        <w:rPr>
+          <w:rFonts w:ascii="Times New Roman" w:hAnsi="Times New Roman" w:cs="Times New Roman" w:hint="eastAsia"/>
+          <w:b/>
+        </w:rPr>
+        <w:t>2</w:t>
       </w:r>
       <w:r>
         <w:rPr>
           <w:rFonts w:ascii="Times New Roman" w:hAnsi="Times New Roman" w:cs="Times New Roman"/>
           <w:b/>
         </w:rPr>
-        <w:t>------</w:t>
+        <w:t>页</w:t>
+      </w:r>
+      <w:r>
+        <w:rPr>
+          <w:rFonts w:ascii="Times New Roman" w:hAnsi="Times New Roman" w:cs="Times New Roman"/>
+          <w:b/>
+        </w:rPr>
+        <w:t>A4</w:t>
+      </w:r>
+      <w:r>
+        <w:rPr>
+          <w:rFonts w:ascii="Times New Roman" w:hAnsi="Times New Roman" w:cs="Times New Roman"/>
+          <w:b/>
+        </w:rPr>
+        <w:t>纸</w:t>
       </w:r>
       <w:r>
         <w:rPr>
           <w:rFonts w:ascii="Times New Roman" w:hAnsi="Times New Roman" w:cs="Times New Roman" w:hint="eastAsia"/>
           <w:b/>
         </w:rPr>
-        <w:t>-----------------------</w:t>
+        <w:t>----</w:t>
       </w:r>
       <w:r>
         <w:rPr>
           <w:rFonts w:ascii="Times New Roman" w:hAnsi="Times New Roman" w:cs="Times New Roman"/>
           <w:b/>
         </w:rPr>
-        <w:t>不得超过</w:t>
+        <w:t>---</w:t>
       </w:r>
       <w:r>
         <w:rPr>
           <w:rFonts w:ascii="Times New Roman" w:hAnsi="Times New Roman" w:cs="Times New Roman" w:hint="eastAsia"/>
           <w:b/>
         </w:rPr>
-        <w:t>2</w:t>
+        <w:t>--------</w:t>
       </w:r>
       <w:r>
         <w:rPr>
           <w:rFonts w:ascii="Times New Roman" w:hAnsi="Times New Roman" w:cs="Times New Roman"/>
           <w:b/>
         </w:rPr>
-        <w:t>页</w:t>
+        <w:t>--</w:t>
+      </w:r>
+      <w:r>
+        <w:rPr>
+          <w:rFonts w:ascii="Times New Roman" w:hAnsi="Times New Roman" w:cs="Times New Roman" w:hint="eastAsia"/>
+          <w:b/>
+        </w:rPr>
+        <w:t>--</w:t>
       </w:r>
       <w:r>
         <w:rPr>
           <w:rFonts w:ascii="Times New Roman" w:hAnsi="Times New Roman" w:cs="Times New Roman"/>
           <w:b/>
         </w:rPr>
-        <w:t>A4</w:t>
+        <w:t xml:space="preserve"> ------</w:t>
       </w:r>
       <w:r>
         <w:rPr>
           <w:rFonts w:ascii="Times New Roman" w:hAnsi="Times New Roman" w:cs="Times New Roman"/>
           <w:b/>
         </w:rPr>
-        <w:t>纸</w:t>
+        <w:t>-</w:t>
+      </w:r>
+      <w:r>
+        <w:rPr>
+          <w:rFonts w:ascii="Times New Roman" w:hAnsi="Times New Roman" w:cs="Times New Roman"/>
+          <w:b/>
+        </w:rPr>
+        <w:t>以下为空</w:t>
+      </w:r>
+      <w:r>
+        <w:rPr>
+          <w:rFonts w:ascii="Times New Roman" w:hAnsi="Times New Roman" w:cs="Times New Roman"/>
+          <w:b/>
+        </w:rPr>
+        <w:t>-----</w:t>
       </w:r>
       <w:r>
         <w:rPr>
           <w:rFonts w:ascii="Times New Roman" w:hAnsi="Times New Roman" w:cs="Times New Roman" w:hint="eastAsia"/>
           <w:b/>
         </w:rPr>
-        <w:t>----</w:t>
-      </w:r>
-      <w:r>
-        <w:rPr>
-          <w:rFonts w:ascii="Times New Roman" w:hAnsi="Times New Roman" w:cs="Times New Roman"/>
-          <w:b/>
-        </w:rPr>
-        <w:t>---</w:t>
-      </w:r>
-      <w:r>
-        <w:rPr>
-          <w:rFonts w:ascii="Times New Roman" w:hAnsi="Times New Roman" w:cs="Times New Roman" w:hint="eastAsia"/>
-          <w:b/>
-        </w:rPr>
-        <w:t>--------</w:t>
-      </w:r>
-      <w:r>
-        <w:rPr>
-          <w:rFonts w:ascii="Times New Roman" w:hAnsi="Times New Roman" w:cs="Times New Roman"/>
-          <w:b/>
-        </w:rPr>
-        <w:t>--</w:t>
-      </w:r>
-      <w:r>
-        <w:rPr>
-          <w:rFonts w:ascii="Times New Roman" w:hAnsi="Times New Roman" w:cs="Times New Roman" w:hint="eastAsia"/>
-          <w:b/>
-        </w:rPr>
-        <w:t>--</w:t>
-      </w:r>
-      <w:r>
-        <w:rPr>
-          <w:rFonts w:ascii="Times New Roman" w:hAnsi="Times New Roman" w:cs="Times New Roman"/>
-          <w:b/>
-        </w:rPr>
-        <w:t xml:space="preserve"> ------</w:t>
-      </w:r>
-      <w:r>
-        <w:rPr>
-          <w:rFonts w:ascii="Times New Roman" w:hAnsi="Times New Roman" w:cs="Times New Roman"/>
-          <w:b/>
-        </w:rPr>
-        <w:t>-</w:t>
-      </w:r>
-      <w:r>
-        <w:rPr>
-          <w:rFonts w:ascii="Times New Roman" w:hAnsi="Times New Roman" w:cs="Times New Roman"/>
-          <w:b/>
-        </w:rPr>
-        <w:t>以下为空</w:t>
-      </w:r>
-      <w:r>
-        <w:rPr>
-          <w:rFonts w:ascii="Times New Roman" w:hAnsi="Times New Roman" w:cs="Times New Roman"/>
-          <w:b/>
-        </w:rPr>
-        <w:t>-----</w:t>
-      </w:r>
-      <w:r>
-        <w:rPr>
-          <w:rFonts w:ascii="Times New Roman" w:hAnsi="Times New Roman" w:cs="Times New Roman" w:hint="eastAsia"/>
-          <w:b/>
-        </w:rPr>
         <w:t>-</w:t>
       </w:r>
     </w:p>
     <w:sectPr>
+      <w:footnotePr>
+        <w:numFmt w:val="decimalEnclosedCircleChinese"/>
+      </w:footnotePr>
       <w:pgSz w:w="11906" w:h="16838"/>
       <w:pgMar w:top="1440" w:right="1800" w:bottom="1440" w:left="1800" w:header="851" w:footer="992" w:gutter="0"/>
       <w:cols w:space="425"/>
@@ -1968,14 +2583,9 @@
 </file>
 
 <file path=word/endnotes.xml><?xml version="1.0" encoding="utf-8"?>
-<w:endnotes xmlns:wpc="http://schemas.microsoft.com/office/word/2010/wordprocessingCanvas" xmlns:cx="http://schemas.microsoft.com/office/drawing/2014/chartex" xmlns:cx1="http://schemas.microsoft.com/office/drawing/2015/9/8/chartex" xmlns:cx2="http://schemas.microsoft.com/office/drawing/2015/10/21/chartex" xmlns:cx3="http://schemas.microsoft.com/office/drawing/2016/5/9/chartex" xmlns:cx4="http://schemas.microsoft.com/office/drawing/2016/5/10/chartex" xmlns:cx5="http://schemas.microsoft.com/office/drawing/2016/5/11/chartex" xmlns:cx6="http://schemas.microsoft.com/office/drawing/2016/5/12/chartex" xmlns:cx7="http://schemas.microsoft.com/office/drawing/2016/5/13/chartex" xmlns:cx8="http://schemas.microsoft.com/office/drawing/2016/5/14/chartex" xmlns:mc="http://schemas.openxmlformats.org/markup-compatibility/2006" xmlns:aink="http://schemas.microsoft.com/office/drawing/2016/ink" xmlns:am3d="http://schemas.microsoft.com/office/drawing/2017/model3d" xmlns:o="urn:schemas-microsoft-com:office:office" xmlns:oel="http://schemas.microsoft.com/office/2019/extlst" xmlns:r="http://schemas.openxmlformats.org/officeDocument/2006/relationships" xmlns:m="http://schemas.openxmlformats.org/officeDocument/2006/math" xmlns:v="urn:schemas-microsoft-com:vml" xmlns:wp14="http://schemas.microsoft.com/office/word/2010/wordprocessingDrawing" xmlns:wp="http://schemas.openxmlformats.org/drawingml/2006/wordprocessingDrawing" xmlns:w10="urn:schemas-microsoft-com:office:word" xmlns:w="http://schemas.openxmlformats.org/wordprocessingml/2006/main" xmlns:w14="http://schemas.microsoft.com/office/word/2010/wordml" xmlns:w15="http://schemas.microsoft.com/office/word/2012/wordml" xmlns:w16cex="http://schemas.microsoft.com/office/word/2018/wordml/cex" xmlns:w16cid="http://schemas.microsoft.com/office/word/2016/wordml/cid" xmlns:w16="http://schemas.microsoft.com/office/word/2018/wordml" xmlns:w16du="http://schemas.microsoft.com/office/word/2023/wordml/word16du" xmlns:w16sdtdh="http://schemas.microsoft.com/office/word/2020/wordml/sdtdatahash" xmlns:w16sdtfl="http://schemas.microsoft.com/office/word/2024/wordml/sdtformatlock" xmlns:w16se="http://schemas.microsoft.com/office/word/2015/wordml/symex" xmlns:wpg="http://schemas.microsoft.com/office/word/2010/wordprocessingGroup" xmlns:wpi="http://schemas.microsoft.com/office/word/2010/wordprocessingInk" xmlns:wne="http://schemas.microsoft.com/office/word/2006/wordml" xmlns:wps="http://schemas.microsoft.com/office/word/2010/wordprocessingShape" mc:Ignorable="w14 w15 w16se w16cid w16 w16cex w16sdtdh w16sdtfl w16du wp14">
+<w:endnotes xmlns:wpc="http://schemas.microsoft.com/office/word/2010/wordprocessingCanvas" xmlns:cx="http://schemas.microsoft.com/office/drawing/2014/chartex" xmlns:cx1="http://schemas.microsoft.com/office/drawing/2015/9/8/chartex" xmlns:cx2="http://schemas.microsoft.com/office/drawing/2015/10/21/chartex" xmlns:cx3="http://schemas.microsoft.com/office/drawing/2016/5/9/chartex" xmlns:cx4="http://schemas.microsoft.com/office/drawing/2016/5/10/chartex" xmlns:cx5="http://schemas.microsoft.com/office/drawing/2016/5/11/chartex" xmlns:cx6="http://schemas.microsoft.com/office/drawing/2016/5/12/chartex" xmlns:cx7="http://schemas.microsoft.com/office/drawing/2016/5/13/chartex" xmlns:cx8="http://schemas.microsoft.com/office/drawing/2016/5/14/chartex" xmlns:mc="http://schemas.openxmlformats.org/markup-compatibility/2006" xmlns:aink="http://schemas.microsoft.com/office/drawing/2016/ink" xmlns:am3d="http://schemas.microsoft.com/office/drawing/2017/model3d" xmlns:o="urn:schemas-microsoft-com:office:office" xmlns:r="http://schemas.openxmlformats.org/officeDocument/2006/relationships" xmlns:m="http://schemas.openxmlformats.org/officeDocument/2006/math" xmlns:v="urn:schemas-microsoft-com:vml" xmlns:wp14="http://schemas.microsoft.com/office/word/2010/wordprocessingDrawing" xmlns:wp="http://schemas.openxmlformats.org/drawingml/2006/wordprocessingDrawing" xmlns:w10="urn:schemas-microsoft-com:office:word" xmlns:w="http://schemas.openxmlformats.org/wordprocessingml/2006/main" xmlns:w14="http://schemas.microsoft.com/office/word/2010/wordml" xmlns:w15="http://schemas.microsoft.com/office/word/2012/wordml" xmlns:w16cex="http://schemas.microsoft.com/office/word/2018/wordml/cex" xmlns:w16cid="http://schemas.microsoft.com/office/word/2016/wordml/cid" xmlns:w16="http://schemas.microsoft.com/office/word/2018/wordml" xmlns:w16sdtdh="http://schemas.microsoft.com/office/word/2020/wordml/sdtdatahash" xmlns:w16se="http://schemas.microsoft.com/office/word/2015/wordml/symex" xmlns:wpg="http://schemas.microsoft.com/office/word/2010/wordprocessingGroup" xmlns:wpi="http://schemas.microsoft.com/office/word/2010/wordprocessingInk" xmlns:wne="http://schemas.microsoft.com/office/word/2006/wordml" xmlns:wps="http://schemas.microsoft.com/office/word/2010/wordprocessingShape" mc:Ignorable="w14 w15 w16se w16cid w16 w16cex w16sdtdh wp14">
   <w:endnote w:type="separator" w:id="-1">
     <w:p>
-      <w:pPr>
-        <w:rPr>
-          <w:rFonts w:hint="eastAsia"/>
-        </w:rPr>
-      </w:pPr>
       <w:r>
         <w:separator/>
       </w:r>
@@ -1983,11 +2593,6 @@
   </w:endnote>
   <w:endnote w:type="continuationSeparator" w:id="0">
     <w:p>
-      <w:pPr>
-        <w:rPr>
-          <w:rFonts w:hint="eastAsia"/>
-        </w:rPr>
-      </w:pPr>
       <w:r>
         <w:continuationSeparator/>
       </w:r>
@@ -1997,14 +2602,9 @@
 </file>
 
 <file path=word/footnotes.xml><?xml version="1.0" encoding="utf-8"?>
-<w:footnotes xmlns:wpc="http://schemas.microsoft.com/office/word/2010/wordprocessingCanvas" xmlns:cx="http://schemas.microsoft.com/office/drawing/2014/chartex" xmlns:cx1="http://schemas.microsoft.com/office/drawing/2015/9/8/chartex" xmlns:cx2="http://schemas.microsoft.com/office/drawing/2015/10/21/chartex" xmlns:cx3="http://schemas.microsoft.com/office/drawing/2016/5/9/chartex" xmlns:cx4="http://schemas.microsoft.com/office/drawing/2016/5/10/chartex" xmlns:cx5="http://schemas.microsoft.com/office/drawing/2016/5/11/chartex" xmlns:cx6="http://schemas.microsoft.com/office/drawing/2016/5/12/chartex" xmlns:cx7="http://schemas.microsoft.com/office/drawing/2016/5/13/chartex" xmlns:cx8="http://schemas.microsoft.com/office/drawing/2016/5/14/chartex" xmlns:mc="http://schemas.openxmlformats.org/markup-compatibility/2006" xmlns:aink="http://schemas.microsoft.com/office/drawing/2016/ink" xmlns:am3d="http://schemas.microsoft.com/office/drawing/2017/model3d" xmlns:o="urn:schemas-microsoft-com:office:office" xmlns:oel="http://schemas.microsoft.com/office/2019/extlst" xmlns:r="http://schemas.openxmlformats.org/officeDocument/2006/relationships" xmlns:m="http://schemas.openxmlformats.org/officeDocument/2006/math" xmlns:v="urn:schemas-microsoft-com:vml" xmlns:wp14="http://schemas.microsoft.com/office/word/2010/wordprocessingDrawing" xmlns:wp="http://schemas.openxmlformats.org/drawingml/2006/wordprocessingDrawing" xmlns:w10="urn:schemas-microsoft-com:office:word" xmlns:w="http://schemas.openxmlformats.org/wordprocessingml/2006/main" xmlns:w14="http://schemas.microsoft.com/office/word/2010/wordml" xmlns:w15="http://schemas.microsoft.com/office/word/2012/wordml" xmlns:w16cex="http://schemas.microsoft.com/office/word/2018/wordml/cex" xmlns:w16cid="http://schemas.microsoft.com/office/word/2016/wordml/cid" xmlns:w16="http://schemas.microsoft.com/office/word/2018/wordml" xmlns:w16du="http://schemas.microsoft.com/office/word/2023/wordml/word16du" xmlns:w16sdtdh="http://schemas.microsoft.com/office/word/2020/wordml/sdtdatahash" xmlns:w16sdtfl="http://schemas.microsoft.com/office/word/2024/wordml/sdtformatlock" xmlns:w16se="http://schemas.microsoft.com/office/word/2015/wordml/symex" xmlns:wpg="http://schemas.microsoft.com/office/word/2010/wordprocessingGroup" xmlns:wpi="http://schemas.microsoft.com/office/word/2010/wordprocessingInk" xmlns:wne="http://schemas.microsoft.com/office/word/2006/wordml" xmlns:wps="http://schemas.microsoft.com/office/word/2010/wordprocessingShape" mc:Ignorable="w14 w15 w16se w16cid w16 w16cex w16sdtdh w16sdtfl w16du wp14">
+<w:footnotes xmlns:wpc="http://schemas.microsoft.com/office/word/2010/wordprocessingCanvas" xmlns:cx="http://schemas.microsoft.com/office/drawing/2014/chartex" xmlns:cx1="http://schemas.microsoft.com/office/drawing/2015/9/8/chartex" xmlns:cx2="http://schemas.microsoft.com/office/drawing/2015/10/21/chartex" xmlns:cx3="http://schemas.microsoft.com/office/drawing/2016/5/9/chartex" xmlns:cx4="http://schemas.microsoft.com/office/drawing/2016/5/10/chartex" xmlns:cx5="http://schemas.microsoft.com/office/drawing/2016/5/11/chartex" xmlns:cx6="http://schemas.microsoft.com/office/drawing/2016/5/12/chartex" xmlns:cx7="http://schemas.microsoft.com/office/drawing/2016/5/13/chartex" xmlns:cx8="http://schemas.microsoft.com/office/drawing/2016/5/14/chartex" xmlns:mc="http://schemas.openxmlformats.org/markup-compatibility/2006" xmlns:aink="http://schemas.microsoft.com/office/drawing/2016/ink" xmlns:am3d="http://schemas.microsoft.com/office/drawing/2017/model3d" xmlns:o="urn:schemas-microsoft-com:office:office" xmlns:r="http://schemas.openxmlformats.org/officeDocument/2006/relationships" xmlns:m="http://schemas.openxmlformats.org/officeDocument/2006/math" xmlns:v="urn:schemas-microsoft-com:vml" xmlns:wp14="http://schemas.microsoft.com/office/word/2010/wordprocessingDrawing" xmlns:wp="http://schemas.openxmlformats.org/drawingml/2006/wordprocessingDrawing" xmlns:w10="urn:schemas-microsoft-com:office:word" xmlns:w="http://schemas.openxmlformats.org/wordprocessingml/2006/main" xmlns:w14="http://schemas.microsoft.com/office/word/2010/wordml" xmlns:w15="http://schemas.microsoft.com/office/word/2012/wordml" xmlns:w16cex="http://schemas.microsoft.com/office/word/2018/wordml/cex" xmlns:w16cid="http://schemas.microsoft.com/office/word/2016/wordml/cid" xmlns:w16="http://schemas.microsoft.com/office/word/2018/wordml" xmlns:w16sdtdh="http://schemas.microsoft.com/office/word/2020/wordml/sdtdatahash" xmlns:w16se="http://schemas.microsoft.com/office/word/2015/wordml/symex" xmlns:wpg="http://schemas.microsoft.com/office/word/2010/wordprocessingGroup" xmlns:wpi="http://schemas.microsoft.com/office/word/2010/wordprocessingInk" xmlns:wne="http://schemas.microsoft.com/office/word/2006/wordml" xmlns:wps="http://schemas.microsoft.com/office/word/2010/wordprocessingShape" mc:Ignorable="w14 w15 w16se w16cid w16 w16cex w16sdtdh wp14">
   <w:footnote w:type="separator" w:id="-1">
     <w:p>
-      <w:pPr>
-        <w:rPr>
-          <w:rFonts w:hint="eastAsia"/>
-        </w:rPr>
-      </w:pPr>
       <w:r>
         <w:separator/>
       </w:r>
@@ -2012,13 +2612,30 @@
   </w:footnote>
   <w:footnote w:type="continuationSeparator" w:id="0">
     <w:p>
+      <w:r>
+        <w:continuationSeparator/>
+      </w:r>
+    </w:p>
+  </w:footnote>
+  <w:footnote w:id="1">
+    <w:p>
       <w:pPr>
+        <w:pStyle w:val="a7"/>
         <w:rPr>
           <w:rFonts w:hint="eastAsia"/>
         </w:rPr>
       </w:pPr>
       <w:r>
-        <w:continuationSeparator/>
+        <w:rPr>
+          <w:rStyle w:val="a9"/>
+        </w:rPr>
+        <w:footnoteRef/>
+      </w:r>
+      <w:r>
+        <w:t xml:space="preserve"> </w:t>
+      </w:r>
+      <w:r>
+        <w:t>习近平：《在网络安全和信息化工作座谈会上的讲话》，2016年4月19日。</w:t>
       </w:r>
     </w:p>
   </w:footnote>
@@ -2026,7 +2643,7 @@
 </file>
 
 <file path=word/styles.xml><?xml version="1.0" encoding="utf-8"?>
-<w:styles xmlns:mc="http://schemas.openxmlformats.org/markup-compatibility/2006" xmlns:r="http://schemas.openxmlformats.org/officeDocument/2006/relationships" xmlns:w="http://schemas.openxmlformats.org/wordprocessingml/2006/main" xmlns:w14="http://schemas.microsoft.com/office/word/2010/wordml" xmlns:w15="http://schemas.microsoft.com/office/word/2012/wordml" xmlns:w16cex="http://schemas.microsoft.com/office/word/2018/wordml/cex" xmlns:w16cid="http://schemas.microsoft.com/office/word/2016/wordml/cid" xmlns:w16="http://schemas.microsoft.com/office/word/2018/wordml" xmlns:w16du="http://schemas.microsoft.com/office/word/2023/wordml/word16du" xmlns:w16sdtdh="http://schemas.microsoft.com/office/word/2020/wordml/sdtdatahash" xmlns:w16sdtfl="http://schemas.microsoft.com/office/word/2024/wordml/sdtformatlock" xmlns:w16se="http://schemas.microsoft.com/office/word/2015/wordml/symex" mc:Ignorable="w14 w15 w16se w16cid w16 w16cex w16sdtdh w16sdtfl w16du">
+<w:styles xmlns:mc="http://schemas.openxmlformats.org/markup-compatibility/2006" xmlns:r="http://schemas.openxmlformats.org/officeDocument/2006/relationships" xmlns:w="http://schemas.openxmlformats.org/wordprocessingml/2006/main" xmlns:w14="http://schemas.microsoft.com/office/word/2010/wordml" xmlns:w15="http://schemas.microsoft.com/office/word/2012/wordml" xmlns:w16cex="http://schemas.microsoft.com/office/word/2018/wordml/cex" xmlns:w16cid="http://schemas.microsoft.com/office/word/2016/wordml/cid" xmlns:w16="http://schemas.microsoft.com/office/word/2018/wordml" xmlns:w16sdtdh="http://schemas.microsoft.com/office/word/2020/wordml/sdtdatahash" xmlns:w16se="http://schemas.microsoft.com/office/word/2015/wordml/symex" mc:Ignorable="w14 w15 w16se w16cid w16 w16cex w16sdtdh">
   <w:docDefaults>
     <w:rPrDefault>
       <w:rPr>
@@ -2515,6 +3132,46 @@
       <w:szCs w:val="18"/>
     </w:rPr>
   </w:style>
+  <w:style w:type="paragraph" w:styleId="a7">
+    <w:name w:val="footnote text"/>
+    <w:basedOn w:val="a"/>
+    <w:link w:val="a8"/>
+    <w:uiPriority w:val="99"/>
+    <w:semiHidden/>
+    <w:unhideWhenUsed/>
+    <w:rsid w:val="008974CD"/>
+    <w:pPr>
+      <w:snapToGrid w:val="0"/>
+      <w:jc w:val="left"/>
+    </w:pPr>
+    <w:rPr>
+      <w:sz w:val="18"/>
+      <w:szCs w:val="18"/>
+    </w:rPr>
+  </w:style>
+  <w:style w:type="character" w:customStyle="1" w:styleId="a8">
+    <w:name w:val="脚注文本 字符"/>
+    <w:basedOn w:val="a0"/>
+    <w:link w:val="a7"/>
+    <w:uiPriority w:val="99"/>
+    <w:semiHidden/>
+    <w:rsid w:val="008974CD"/>
+    <w:rPr>
+      <w:sz w:val="18"/>
+      <w:szCs w:val="18"/>
+    </w:rPr>
+  </w:style>
+  <w:style w:type="character" w:styleId="a9">
+    <w:name w:val="footnote reference"/>
+    <w:basedOn w:val="a0"/>
+    <w:uiPriority w:val="99"/>
+    <w:semiHidden/>
+    <w:unhideWhenUsed/>
+    <w:rsid w:val="008974CD"/>
+    <w:rPr>
+      <w:vertAlign w:val="superscript"/>
+    </w:rPr>
+  </w:style>
 </w:styles>
 </file>
 
@@ -2811,4 +3468,16 @@
     </a:ext>
   </a:extLst>
 </a:theme>
+</file>
+
+<file path=customXml/item1.xml><?xml version="1.0" encoding="utf-8"?>
+<b:Sources xmlns:b="http://schemas.openxmlformats.org/officeDocument/2006/bibliography" xmlns="http://schemas.openxmlformats.org/officeDocument/2006/bibliography" SelectedStyle="\APASixthEditionOfficeOnline.xsl" StyleName="APA" Version="6"/>
+</file>
+
+<file path=customXml/itemProps1.xml><?xml version="1.0" encoding="utf-8"?>
+<ds:datastoreItem xmlns:ds="http://schemas.openxmlformats.org/officeDocument/2006/customXml" ds:itemID="{72EDF1A8-E4ED-43C6-8437-5ED53EFC9DA7}">
+  <ds:schemaRefs>
+    <ds:schemaRef ds:uri="http://schemas.openxmlformats.org/officeDocument/2006/bibliography"/>
+  </ds:schemaRefs>
+</ds:datastoreItem>
 </file>